--- a/submission/LFX-2026-Term3-Ianvs-Pretest-henryng15.docx
+++ b/submission/LFX-2026-Term3-Ianvs-Pretest-henryng15.docx
@@ -236,10 +236,38 @@
         <w:rPr>
           <w:b/>
         </w:rPr>
+        <w:t>Mandatory #598 (follow-up):</w:t>
+      </w:r>
+      <w:r>
+        <w:t xml:space="preserve"> https://github.com/kubeedge/ianvs/pull/598#pullrequestreview-5047338395</w:t>
+      </w:r>
+    </w:p>
+    <w:p>
+      <w:pPr>
+        <w:pStyle w:val="ListBullet"/>
+      </w:pPr>
+      <w:r>
+        <w:rPr>
+          <w:b/>
+        </w:rPr>
         <w:t>Bonus #617:</w:t>
       </w:r>
       <w:r>
         <w:t xml:space="preserve"> https://github.com/kubeedge/ianvs/pull/617#pullrequestreview-5037528102</w:t>
+      </w:r>
+    </w:p>
+    <w:p>
+      <w:pPr>
+        <w:pStyle w:val="ListBullet"/>
+      </w:pPr>
+      <w:r>
+        <w:rPr>
+          <w:b/>
+        </w:rPr>
+        <w:t>Bonus #617 (follow-up):</w:t>
+      </w:r>
+      <w:r>
+        <w:t xml:space="preserve"> https://github.com/kubeedge/ianvs/pull/617#pullrequestreview-5047339798</w:t>
       </w:r>
     </w:p>
     <w:p>
@@ -15049,6 +15077,929 @@
     <w:p>
       <w:r>
         <w:t>both are well covered by other candidates.</w:t>
+      </w:r>
+    </w:p>
+    <w:p>
+      <w:pPr>
+        <w:jc w:val="center"/>
+      </w:pPr>
+      <w:r>
+        <w:t>______________________________________________________________________________</w:t>
+      </w:r>
+    </w:p>
+    <w:p>
+      <w:pPr>
+        <w:pStyle w:val="Heading2"/>
+      </w:pPr>
+      <w:r>
+        <w:t>Correction — posted 2026-08-28</w:t>
+      </w:r>
+    </w:p>
+    <w:p>
+      <w:r>
+        <w:rPr>
+          <w:b/>
+        </w:rPr>
+        <w:t>I made a factual error above and am correcting it rather than leaving it standing.</w:t>
+      </w:r>
+    </w:p>
+    <w:p>
+      <w:r>
+        <w:t xml:space="preserve">§3.4 Step 2 proposes adding "a static CI job over </w:t>
+      </w:r>
+      <w:r>
+        <w:rPr>
+          <w:rFonts w:ascii="Consolas" w:hAnsi="Consolas"/>
+          <w:sz w:val="18"/>
+        </w:rPr>
+        <w:t>examples/**</w:t>
+      </w:r>
+      <w:r>
+        <w:t>", and §4 contrasts this</w:t>
+      </w:r>
+    </w:p>
+    <w:p>
+      <w:r>
+        <w:t>submission with "existing CI proposals … [that] check lint and file presence". Both</w:t>
+      </w:r>
+    </w:p>
+    <w:p>
+      <w:r>
+        <w:t>understate what the analysed commit already contains.</w:t>
+      </w:r>
+    </w:p>
+    <w:p>
+      <w:r>
+        <w:rPr>
+          <w:rFonts w:ascii="Consolas" w:hAnsi="Consolas"/>
+          <w:sz w:val="18"/>
+        </w:rPr>
+        <w:t>.github/workflows/validator/</w:t>
+      </w:r>
+      <w:r>
+        <w:t xml:space="preserve"> </w:t>
+      </w:r>
+      <w:r>
+        <w:rPr>
+          <w:b/>
+        </w:rPr>
+        <w:t>already ships on `main` at `37a9c60`</w:t>
+      </w:r>
+      <w:r>
+        <w:t>. It landed with</w:t>
+      </w:r>
+    </w:p>
+    <w:p>
+      <w:r>
+        <w:t>PR #771 — the merge commit I have been analysing throughout — and is wired into</w:t>
+      </w:r>
+    </w:p>
+    <w:p>
+      <w:r>
+        <w:rPr>
+          <w:rFonts w:ascii="Consolas" w:hAnsi="Consolas"/>
+          <w:sz w:val="18"/>
+        </w:rPr>
+        <w:t>static_code_requirement_cicd.yaml</w:t>
+      </w:r>
+      <w:r>
+        <w:t xml:space="preserve"> on </w:t>
+      </w:r>
+      <w:r>
+        <w:rPr>
+          <w:rFonts w:ascii="Consolas" w:hAnsi="Consolas"/>
+          <w:sz w:val="18"/>
+        </w:rPr>
+        <w:t>pull_request</w:t>
+      </w:r>
+      <w:r>
+        <w:t xml:space="preserve"> for </w:t>
+      </w:r>
+      <w:r>
+        <w:rPr>
+          <w:rFonts w:ascii="Consolas" w:hAnsi="Consolas"/>
+          <w:sz w:val="18"/>
+        </w:rPr>
+        <w:t>examples/**</w:t>
+      </w:r>
+      <w:r>
+        <w:t>. It implements</w:t>
+      </w:r>
+    </w:p>
+    <w:p>
+      <w:r>
+        <w:rPr>
+          <w:rFonts w:ascii="Consolas" w:hAnsi="Consolas"/>
+          <w:sz w:val="18"/>
+        </w:rPr>
+        <w:t>_check_yaml_syntax</w:t>
+      </w:r>
+      <w:r>
+        <w:t xml:space="preserve">, </w:t>
+      </w:r>
+      <w:r>
+        <w:rPr>
+          <w:rFonts w:ascii="Consolas" w:hAnsi="Consolas"/>
+          <w:sz w:val="18"/>
+        </w:rPr>
+        <w:t>_check_repo_path_references</w:t>
+      </w:r>
+      <w:r>
+        <w:t xml:space="preserve">, </w:t>
+      </w:r>
+      <w:r>
+        <w:rPr>
+          <w:rFonts w:ascii="Consolas" w:hAnsi="Consolas"/>
+          <w:sz w:val="18"/>
+        </w:rPr>
+        <w:t>_check_hardcoded_paths</w:t>
+      </w:r>
+      <w:r>
+        <w:t>,</w:t>
+      </w:r>
+    </w:p>
+    <w:p>
+      <w:r>
+        <w:rPr>
+          <w:rFonts w:ascii="Consolas" w:hAnsi="Consolas"/>
+          <w:sz w:val="18"/>
+        </w:rPr>
+        <w:t>_check_local_model_paths</w:t>
+      </w:r>
+      <w:r>
+        <w:t xml:space="preserve">, </w:t>
+      </w:r>
+      <w:r>
+        <w:rPr>
+          <w:rFonts w:ascii="Consolas" w:hAnsi="Consolas"/>
+          <w:sz w:val="18"/>
+        </w:rPr>
+        <w:t>_check_cuda_only_assumptions</w:t>
+      </w:r>
+      <w:r>
+        <w:t xml:space="preserve"> and</w:t>
+      </w:r>
+    </w:p>
+    <w:p>
+      <w:r>
+        <w:rPr>
+          <w:rFonts w:ascii="Consolas" w:hAnsi="Consolas"/>
+          <w:sz w:val="18"/>
+        </w:rPr>
+        <w:t>_check_metric_empty_pair_guard</w:t>
+      </w:r>
+      <w:r>
+        <w:t xml:space="preserve"> over a 48-entry example inventory. I should have found</w:t>
+      </w:r>
+    </w:p>
+    <w:p>
+      <w:r>
+        <w:t>it before writing §3.4. Credit to @Prachi194agrawal, whose review on PR #835 pointed at it.</w:t>
+      </w:r>
+    </w:p>
+    <w:p>
+      <w:r>
+        <w:rPr>
+          <w:b/>
+        </w:rPr>
+        <w:t>What changes.</w:t>
+      </w:r>
+      <w:r>
+        <w:t xml:space="preserve"> Step 2 is not a job to create; it is an extension to a job that exists.</w:t>
+      </w:r>
+    </w:p>
+    <w:p>
+      <w:r>
+        <w:t>The boundary conclusion is unchanged — and is now better supported than my own argument</w:t>
+      </w:r>
+    </w:p>
+    <w:p>
+      <w:r>
+        <w:t>made it, because the project has already placed validation at exactly this layer.</w:t>
+      </w:r>
+    </w:p>
+    <w:p>
+      <w:r>
+        <w:rPr>
+          <w:b/>
+        </w:rPr>
+        <w:t>What survives, sharper than what I first wrote.</w:t>
+      </w:r>
+      <w:r>
+        <w:t xml:space="preserve"> The shipped validator resolves whether</w:t>
+      </w:r>
+    </w:p>
+    <w:p>
+      <w:r>
+        <w:t xml:space="preserve">config strings point at files that </w:t>
+      </w:r>
+      <w:r>
+        <w:rPr>
+          <w:b/>
+        </w:rPr>
+        <w:t>exist</w:t>
+      </w:r>
+      <w:r>
+        <w:t>. It does not resolve whether config</w:t>
+      </w:r>
+    </w:p>
+    <w:p>
+      <w:r>
+        <w:rPr>
+          <w:b/>
+        </w:rPr>
+        <w:t>identifier</w:t>
+      </w:r>
+      <w:r>
+        <w:t xml:space="preserve"> strings match anything the code </w:t>
+      </w:r>
+      <w:r>
+        <w:rPr>
+          <w:b/>
+        </w:rPr>
+        <w:t>registers</w:t>
+      </w:r>
+      <w:r>
+        <w:t>: there are zero references to</w:t>
+      </w:r>
+    </w:p>
+    <w:p>
+      <w:r>
+        <w:rPr>
+          <w:rFonts w:ascii="Consolas" w:hAnsi="Consolas"/>
+          <w:sz w:val="18"/>
+        </w:rPr>
+        <w:t>ClassFactory</w:t>
+      </w:r>
+      <w:r>
+        <w:t xml:space="preserve">, </w:t>
+      </w:r>
+      <w:r>
+        <w:rPr>
+          <w:rFonts w:ascii="Consolas" w:hAnsi="Consolas"/>
+          <w:sz w:val="18"/>
+        </w:rPr>
+        <w:t>register</w:t>
+      </w:r>
+      <w:r>
+        <w:t xml:space="preserve">, </w:t>
+      </w:r>
+      <w:r>
+        <w:rPr>
+          <w:rFonts w:ascii="Consolas" w:hAnsi="Consolas"/>
+          <w:sz w:val="18"/>
+        </w:rPr>
+        <w:t>alias</w:t>
+      </w:r>
+      <w:r>
+        <w:t xml:space="preserve"> or </w:t>
+      </w:r>
+      <w:r>
+        <w:rPr>
+          <w:rFonts w:ascii="Consolas" w:hAnsi="Consolas"/>
+          <w:sz w:val="18"/>
+        </w:rPr>
+        <w:t>paradigm_type</w:t>
+      </w:r>
+      <w:r>
+        <w:t xml:space="preserve"> anywhere under</w:t>
+      </w:r>
+    </w:p>
+    <w:p>
+      <w:r>
+        <w:rPr>
+          <w:rFonts w:ascii="Consolas" w:hAnsi="Consolas"/>
+          <w:sz w:val="18"/>
+        </w:rPr>
+        <w:t>.github/workflows/validator/</w:t>
+      </w:r>
+      <w:r>
+        <w:t>.</w:t>
+      </w:r>
+    </w:p>
+    <w:p>
+      <w:r>
+        <w:t xml:space="preserve">That gap is demonstrable. Running the shipped validator unmodified at </w:t>
+      </w:r>
+      <w:r>
+        <w:rPr>
+          <w:rFonts w:ascii="Consolas" w:hAnsi="Consolas"/>
+          <w:sz w:val="18"/>
+        </w:rPr>
+        <w:t>37a9c60</w:t>
+      </w:r>
+    </w:p>
+    <w:p>
+      <w:r>
+        <w:t>(</w:t>
+      </w:r>
+      <w:r>
+        <w:rPr>
+          <w:rFonts w:ascii="Consolas" w:hAnsi="Consolas"/>
+          <w:sz w:val="18"/>
+        </w:rPr>
+        <w:t>python3 tools/run_shipped_validator.py ianvs</w:t>
+      </w:r>
+      <w:r>
+        <w:t>):</w:t>
+      </w:r>
+    </w:p>
+    <w:tbl>
+      <w:tblPr>
+        <w:tblStyle w:val="LightGrid-Accent1"/>
+        <w:tblW w:type="auto" w:w="0"/>
+        <w:tblLook w:firstColumn="1" w:firstRow="1" w:lastColumn="0" w:lastRow="0" w:noHBand="0" w:noVBand="1" w:val="04A0"/>
+      </w:tblPr>
+      <w:tblGrid>
+        <w:gridCol w:w="2880"/>
+        <w:gridCol w:w="2880"/>
+        <w:gridCol w:w="2880"/>
+      </w:tblGrid>
+      <w:tr>
+        <w:tc>
+          <w:tcPr>
+            <w:tcW w:type="dxa" w:w="2880"/>
+          </w:tcPr>
+          <w:p>
+            <w:pPr>
+              <w:spacing w:after="40"/>
+            </w:pPr>
+            <w:r>
+              <w:rPr>
+                <w:b/>
+                <w:sz w:val="17"/>
+              </w:rPr>
+            </w:r>
+            <w:r>
+              <w:rPr>
+                <w:b/>
+                <w:sz w:val="17"/>
+              </w:rPr>
+              <w:t>Example</w:t>
+            </w:r>
+          </w:p>
+        </w:tc>
+        <w:tc>
+          <w:tcPr>
+            <w:tcW w:type="dxa" w:w="2880"/>
+          </w:tcPr>
+          <w:p>
+            <w:pPr>
+              <w:spacing w:after="40"/>
+            </w:pPr>
+            <w:r>
+              <w:rPr>
+                <w:b/>
+                <w:sz w:val="17"/>
+              </w:rPr>
+            </w:r>
+            <w:r>
+              <w:rPr>
+                <w:b/>
+                <w:sz w:val="17"/>
+              </w:rPr>
+              <w:t>Shipped validator verdict</w:t>
+            </w:r>
+          </w:p>
+        </w:tc>
+        <w:tc>
+          <w:tcPr>
+            <w:tcW w:type="dxa" w:w="2880"/>
+          </w:tcPr>
+          <w:p>
+            <w:pPr>
+              <w:spacing w:after="40"/>
+            </w:pPr>
+            <w:r>
+              <w:rPr>
+                <w:b/>
+                <w:sz w:val="17"/>
+              </w:rPr>
+            </w:r>
+            <w:r>
+              <w:rPr>
+                <w:b/>
+                <w:sz w:val="17"/>
+              </w:rPr>
+              <w:t>Actually runnable?</w:t>
+            </w:r>
+          </w:p>
+        </w:tc>
+      </w:tr>
+      <w:tr>
+        <w:tc>
+          <w:tcPr>
+            <w:tcW w:type="dxa" w:w="2880"/>
+          </w:tcPr>
+          <w:p>
+            <w:pPr>
+              <w:spacing w:after="40"/>
+            </w:pPr>
+            <w:r>
+              <w:rPr>
+                <w:sz w:val="17"/>
+              </w:rPr>
+            </w:r>
+            <w:r>
+              <w:rPr>
+                <w:rFonts w:ascii="Consolas" w:hAnsi="Consolas"/>
+                <w:sz w:val="17"/>
+              </w:rPr>
+              <w:t>yaoba/singletask_learning_boost</w:t>
+            </w:r>
+          </w:p>
+        </w:tc>
+        <w:tc>
+          <w:tcPr>
+            <w:tcW w:type="dxa" w:w="2880"/>
+          </w:tcPr>
+          <w:p>
+            <w:pPr>
+              <w:spacing w:after="40"/>
+            </w:pPr>
+            <w:r>
+              <w:rPr>
+                <w:sz w:val="17"/>
+              </w:rPr>
+            </w:r>
+            <w:r>
+              <w:rPr>
+                <w:b/>
+                <w:sz w:val="17"/>
+              </w:rPr>
+              <w:t>PASS</w:t>
+            </w:r>
+            <w:r>
+              <w:rPr>
+                <w:sz w:val="17"/>
+              </w:rPr>
+              <w:t xml:space="preserve"> (0 errors)</w:t>
+            </w:r>
+          </w:p>
+        </w:tc>
+        <w:tc>
+          <w:tcPr>
+            <w:tcW w:type="dxa" w:w="2880"/>
+          </w:tcPr>
+          <w:p>
+            <w:pPr>
+              <w:spacing w:after="40"/>
+            </w:pPr>
+            <w:r>
+              <w:rPr>
+                <w:sz w:val="17"/>
+              </w:rPr>
+            </w:r>
+            <w:r>
+              <w:rPr>
+                <w:b/>
+                <w:sz w:val="17"/>
+              </w:rPr>
+              <w:t>No</w:t>
+            </w:r>
+            <w:r>
+              <w:rPr>
+                <w:sz w:val="17"/>
+              </w:rPr>
+              <w:t xml:space="preserve"> — </w:t>
+            </w:r>
+            <w:r>
+              <w:rPr>
+                <w:rFonts w:ascii="Consolas" w:hAnsi="Consolas"/>
+                <w:sz w:val="17"/>
+              </w:rPr>
+              <w:t>paradigm_type: "singletasklearning_acboost"</w:t>
+            </w:r>
+            <w:r>
+              <w:rPr>
+                <w:sz w:val="17"/>
+              </w:rPr>
+              <w:t xml:space="preserve"> is not in </w:t>
+            </w:r>
+            <w:r>
+              <w:rPr>
+                <w:rFonts w:ascii="Consolas" w:hAnsi="Consolas"/>
+                <w:sz w:val="17"/>
+              </w:rPr>
+              <w:t>ParadigmType</w:t>
+            </w:r>
+          </w:p>
+        </w:tc>
+      </w:tr>
+      <w:tr>
+        <w:tc>
+          <w:tcPr>
+            <w:tcW w:type="dxa" w:w="2880"/>
+          </w:tcPr>
+          <w:p>
+            <w:pPr>
+              <w:spacing w:after="40"/>
+            </w:pPr>
+            <w:r>
+              <w:rPr>
+                <w:sz w:val="17"/>
+              </w:rPr>
+            </w:r>
+            <w:r>
+              <w:rPr>
+                <w:rFonts w:ascii="Consolas" w:hAnsi="Consolas"/>
+                <w:sz w:val="17"/>
+              </w:rPr>
+              <w:t>yaoba/singletask_learning_yolox_tta</w:t>
+            </w:r>
+          </w:p>
+        </w:tc>
+        <w:tc>
+          <w:tcPr>
+            <w:tcW w:type="dxa" w:w="2880"/>
+          </w:tcPr>
+          <w:p>
+            <w:pPr>
+              <w:spacing w:after="40"/>
+            </w:pPr>
+            <w:r>
+              <w:rPr>
+                <w:sz w:val="17"/>
+              </w:rPr>
+            </w:r>
+            <w:r>
+              <w:rPr>
+                <w:b/>
+                <w:sz w:val="17"/>
+              </w:rPr>
+              <w:t>PASS</w:t>
+            </w:r>
+            <w:r>
+              <w:rPr>
+                <w:sz w:val="17"/>
+              </w:rPr>
+              <w:t xml:space="preserve"> (0 errors)</w:t>
+            </w:r>
+          </w:p>
+        </w:tc>
+        <w:tc>
+          <w:tcPr>
+            <w:tcW w:type="dxa" w:w="2880"/>
+          </w:tcPr>
+          <w:p>
+            <w:pPr>
+              <w:spacing w:after="40"/>
+            </w:pPr>
+            <w:r>
+              <w:rPr>
+                <w:sz w:val="17"/>
+              </w:rPr>
+            </w:r>
+            <w:r>
+              <w:rPr>
+                <w:b/>
+                <w:sz w:val="17"/>
+              </w:rPr>
+              <w:t>No</w:t>
+            </w:r>
+            <w:r>
+              <w:rPr>
+                <w:sz w:val="17"/>
+              </w:rPr>
+              <w:t xml:space="preserve"> — </w:t>
+            </w:r>
+            <w:r>
+              <w:rPr>
+                <w:rFonts w:ascii="Consolas" w:hAnsi="Consolas"/>
+                <w:sz w:val="17"/>
+              </w:rPr>
+              <w:t>paradigm_type: "singletasklearning_tta"</w:t>
+            </w:r>
+            <w:r>
+              <w:rPr>
+                <w:sz w:val="17"/>
+              </w:rPr>
+              <w:t xml:space="preserve"> is not in </w:t>
+            </w:r>
+            <w:r>
+              <w:rPr>
+                <w:rFonts w:ascii="Consolas" w:hAnsi="Consolas"/>
+                <w:sz w:val="17"/>
+              </w:rPr>
+              <w:t>ParadigmType</w:t>
+            </w:r>
+          </w:p>
+        </w:tc>
+      </w:tr>
+      <w:tr>
+        <w:tc>
+          <w:tcPr>
+            <w:tcW w:type="dxa" w:w="2880"/>
+          </w:tcPr>
+          <w:p>
+            <w:pPr>
+              <w:spacing w:after="40"/>
+            </w:pPr>
+            <w:r>
+              <w:rPr>
+                <w:sz w:val="17"/>
+              </w:rPr>
+            </w:r>
+            <w:r>
+              <w:rPr>
+                <w:rFonts w:ascii="Consolas" w:hAnsi="Consolas"/>
+                <w:sz w:val="17"/>
+              </w:rPr>
+              <w:t>robot-cityscapes-synthia/…/semantic-segmentation</w:t>
+            </w:r>
+          </w:p>
+        </w:tc>
+        <w:tc>
+          <w:tcPr>
+            <w:tcW w:type="dxa" w:w="2880"/>
+          </w:tcPr>
+          <w:p>
+            <w:pPr>
+              <w:spacing w:after="40"/>
+            </w:pPr>
+            <w:r>
+              <w:rPr>
+                <w:sz w:val="17"/>
+              </w:rPr>
+            </w:r>
+            <w:r>
+              <w:rPr>
+                <w:sz w:val="17"/>
+              </w:rPr>
+              <w:t xml:space="preserve">FAIL — </w:t>
+            </w:r>
+            <w:r>
+              <w:rPr>
+                <w:rFonts w:ascii="Consolas" w:hAnsi="Consolas"/>
+                <w:sz w:val="17"/>
+              </w:rPr>
+              <w:t>Repository path references exist</w:t>
+            </w:r>
+          </w:p>
+        </w:tc>
+        <w:tc>
+          <w:tcPr>
+            <w:tcW w:type="dxa" w:w="2880"/>
+          </w:tcPr>
+          <w:p>
+            <w:pPr>
+              <w:spacing w:after="40"/>
+            </w:pPr>
+            <w:r>
+              <w:rPr>
+                <w:sz w:val="17"/>
+              </w:rPr>
+            </w:r>
+            <w:r>
+              <w:rPr>
+                <w:sz w:val="17"/>
+              </w:rPr>
+              <w:t>no</w:t>
+            </w:r>
+          </w:p>
+        </w:tc>
+      </w:tr>
+      <w:tr>
+        <w:tc>
+          <w:tcPr>
+            <w:tcW w:type="dxa" w:w="2880"/>
+          </w:tcPr>
+          <w:p>
+            <w:pPr>
+              <w:spacing w:after="40"/>
+            </w:pPr>
+            <w:r>
+              <w:rPr>
+                <w:sz w:val="17"/>
+              </w:rPr>
+            </w:r>
+            <w:r>
+              <w:rPr>
+                <w:rFonts w:ascii="Consolas" w:hAnsi="Consolas"/>
+                <w:sz w:val="17"/>
+              </w:rPr>
+              <w:t>MOT17/…/pedestrian_tracking</w:t>
+            </w:r>
+            <w:r>
+              <w:rPr>
+                <w:sz w:val="17"/>
+              </w:rPr>
+              <w:t xml:space="preserve"> (×2 entries)</w:t>
+            </w:r>
+          </w:p>
+        </w:tc>
+        <w:tc>
+          <w:tcPr>
+            <w:tcW w:type="dxa" w:w="2880"/>
+          </w:tcPr>
+          <w:p>
+            <w:pPr>
+              <w:spacing w:after="40"/>
+            </w:pPr>
+            <w:r>
+              <w:rPr>
+                <w:sz w:val="17"/>
+              </w:rPr>
+            </w:r>
+            <w:r>
+              <w:rPr>
+                <w:sz w:val="17"/>
+              </w:rPr>
+              <w:t xml:space="preserve">FAIL — </w:t>
+            </w:r>
+            <w:r>
+              <w:rPr>
+                <w:rFonts w:ascii="Consolas" w:hAnsi="Consolas"/>
+                <w:sz w:val="17"/>
+              </w:rPr>
+              <w:t>Repository path references exist</w:t>
+            </w:r>
+          </w:p>
+        </w:tc>
+        <w:tc>
+          <w:tcPr>
+            <w:tcW w:type="dxa" w:w="2880"/>
+          </w:tcPr>
+          <w:p>
+            <w:pPr>
+              <w:spacing w:after="40"/>
+            </w:pPr>
+            <w:r>
+              <w:rPr>
+                <w:sz w:val="17"/>
+              </w:rPr>
+            </w:r>
+            <w:r>
+              <w:rPr>
+                <w:sz w:val="17"/>
+              </w:rPr>
+              <w:t>no</w:t>
+            </w:r>
+          </w:p>
+        </w:tc>
+      </w:tr>
+      <w:tr>
+        <w:tc>
+          <w:tcPr>
+            <w:tcW w:type="dxa" w:w="2880"/>
+          </w:tcPr>
+          <w:p>
+            <w:pPr>
+              <w:spacing w:after="40"/>
+            </w:pPr>
+            <w:r>
+              <w:rPr>
+                <w:sz w:val="17"/>
+              </w:rPr>
+            </w:r>
+            <w:r>
+              <w:rPr>
+                <w:rFonts w:ascii="Consolas" w:hAnsi="Consolas"/>
+                <w:sz w:val="17"/>
+              </w:rPr>
+              <w:t>Cloud_Robotics/…/perception-reasoning</w:t>
+            </w:r>
+          </w:p>
+        </w:tc>
+        <w:tc>
+          <w:tcPr>
+            <w:tcW w:type="dxa" w:w="2880"/>
+          </w:tcPr>
+          <w:p>
+            <w:pPr>
+              <w:spacing w:after="40"/>
+            </w:pPr>
+            <w:r>
+              <w:rPr>
+                <w:sz w:val="17"/>
+              </w:rPr>
+            </w:r>
+            <w:r>
+              <w:rPr>
+                <w:sz w:val="17"/>
+              </w:rPr>
+              <w:t xml:space="preserve">FAIL — </w:t>
+            </w:r>
+            <w:r>
+              <w:rPr>
+                <w:rFonts w:ascii="Consolas" w:hAnsi="Consolas"/>
+                <w:sz w:val="17"/>
+              </w:rPr>
+              <w:t>Repository path references exist</w:t>
+            </w:r>
+          </w:p>
+        </w:tc>
+        <w:tc>
+          <w:tcPr>
+            <w:tcW w:type="dxa" w:w="2880"/>
+          </w:tcPr>
+          <w:p>
+            <w:pPr>
+              <w:spacing w:after="40"/>
+            </w:pPr>
+            <w:r>
+              <w:rPr>
+                <w:sz w:val="17"/>
+              </w:rPr>
+            </w:r>
+            <w:r>
+              <w:rPr>
+                <w:sz w:val="17"/>
+              </w:rPr>
+              <w:t>no</w:t>
+            </w:r>
+          </w:p>
+        </w:tc>
+      </w:tr>
+    </w:tbl>
+    <w:p/>
+    <w:p>
+      <w:r>
+        <w:t>The path half of the contract is checked, and correctly reports four of the Examples I</w:t>
+      </w:r>
+    </w:p>
+    <w:p>
+      <w:r>
+        <w:t>discuss. **The identifier half is unchecked, and two Examples pass every check the project</w:t>
+      </w:r>
+    </w:p>
+    <w:p>
+      <w:r>
+        <w:t xml:space="preserve">runs while being unable to execute at all.** Dispatch in </w:t>
+      </w:r>
+      <w:r>
+        <w:rPr>
+          <w:rFonts w:ascii="Consolas" w:hAnsi="Consolas"/>
+          <w:sz w:val="18"/>
+        </w:rPr>
+        <w:t>base.py:95-152</w:t>
+      </w:r>
+      <w:r>
+        <w:t xml:space="preserve"> and</w:t>
+      </w:r>
+    </w:p>
+    <w:p>
+      <w:r>
+        <w:rPr>
+          <w:rFonts w:ascii="Consolas" w:hAnsi="Consolas"/>
+          <w:sz w:val="18"/>
+        </w:rPr>
+        <w:t>algorithm.py:109-127</w:t>
+      </w:r>
+      <w:r>
+        <w:t xml:space="preserve"> has no </w:t>
+      </w:r>
+      <w:r>
+        <w:rPr>
+          <w:rFonts w:ascii="Consolas" w:hAnsi="Consolas"/>
+          <w:sz w:val="18"/>
+        </w:rPr>
+        <w:t>else</w:t>
+      </w:r>
+      <w:r>
+        <w:t xml:space="preserve">, so an unknown </w:t>
+      </w:r>
+      <w:r>
+        <w:rPr>
+          <w:rFonts w:ascii="Consolas" w:hAnsi="Consolas"/>
+          <w:sz w:val="18"/>
+        </w:rPr>
+        <w:t>paradigm_type</w:t>
+      </w:r>
+      <w:r>
+        <w:t xml:space="preserve"> returns </w:t>
+      </w:r>
+      <w:r>
+        <w:rPr>
+          <w:rFonts w:ascii="Consolas" w:hAnsi="Consolas"/>
+          <w:sz w:val="18"/>
+        </w:rPr>
+        <w:t>None</w:t>
+      </w:r>
+    </w:p>
+    <w:p>
+      <w:r>
+        <w:t>silently.</w:t>
+      </w:r>
+    </w:p>
+    <w:p>
+      <w:r>
+        <w:t>So the revised boundary claim is narrower and stands on executed evidence: **Core should</w:t>
+      </w:r>
+    </w:p>
+    <w:p>
+      <w:r>
+        <w:t>expose what it *would* resolve — the registration keys and the paradigm dispatch table —</w:t>
+      </w:r>
+    </w:p>
+    <w:p>
+      <w:r>
+        <w:t>so the existing validator can check identifiers as well as paths.** That is Step 1 of §3.4</w:t>
+      </w:r>
+    </w:p>
+    <w:p>
+      <w:r>
+        <w:t>unchanged; only Step 2's framing was wrong.</w:t>
       </w:r>
     </w:p>
     <w:p>
@@ -21750,6 +22701,783 @@
       </w:r>
     </w:p>
     <w:p>
+      <w:pPr>
+        <w:jc w:val="center"/>
+      </w:pPr>
+      <w:r>
+        <w:t>______________________________________________________________________________</w:t>
+      </w:r>
+    </w:p>
+    <w:p>
+      <w:pPr>
+        <w:pStyle w:val="Heading2"/>
+      </w:pPr>
+      <w:r>
+        <w:t>Correction — posted 2026-08-28</w:t>
+      </w:r>
+    </w:p>
+    <w:p>
+      <w:r>
+        <w:rPr>
+          <w:b/>
+        </w:rPr>
+        <w:t>§2.2 contains a factual error, which I am correcting rather than leaving to stand.</w:t>
+      </w:r>
+    </w:p>
+    <w:p>
+      <w:r>
+        <w:t xml:space="preserve">That table says of "Static contract validation": *"existing work: </w:t>
+      </w:r>
+      <w:r>
+        <w:rPr>
+          <w:b/>
+        </w:rPr>
+        <w:t>none</w:t>
+      </w:r>
+      <w:r>
+        <w:t xml:space="preserve"> … No open PR in</w:t>
+      </w:r>
+    </w:p>
+    <w:p>
+      <w:r>
+        <w:rPr>
+          <w:rFonts w:ascii="Consolas" w:hAnsi="Consolas"/>
+          <w:sz w:val="18"/>
+        </w:rPr>
+        <w:t>#133</w:t>
+      </w:r>
+      <w:r>
+        <w:t>–</w:t>
+      </w:r>
+      <w:r>
+        <w:rPr>
+          <w:rFonts w:ascii="Consolas" w:hAnsi="Consolas"/>
+          <w:sz w:val="18"/>
+        </w:rPr>
+        <w:t>#851</w:t>
+      </w:r>
+      <w:r>
+        <w:t xml:space="preserve"> resolves a config </w:t>
+      </w:r>
+      <w:r>
+        <w:rPr>
+          <w:rFonts w:ascii="Consolas" w:hAnsi="Consolas"/>
+          <w:sz w:val="18"/>
+        </w:rPr>
+        <w:t>url:</w:t>
+      </w:r>
+      <w:r>
+        <w:t>/</w:t>
+      </w:r>
+      <w:r>
+        <w:rPr>
+          <w:rFonts w:ascii="Consolas" w:hAnsi="Consolas"/>
+          <w:sz w:val="18"/>
+        </w:rPr>
+        <w:t>name:</w:t>
+      </w:r>
+      <w:r>
+        <w:t xml:space="preserve"> against the code."* The second half is</w:t>
+      </w:r>
+    </w:p>
+    <w:p>
+      <w:r>
+        <w:t>right; the first half is wrong, and the row was wrong to be there at all.</w:t>
+      </w:r>
+    </w:p>
+    <w:p>
+      <w:r>
+        <w:t>Corrected row:</w:t>
+      </w:r>
+    </w:p>
+    <w:tbl>
+      <w:tblPr>
+        <w:tblStyle w:val="LightGrid-Accent1"/>
+        <w:tblW w:type="auto" w:w="0"/>
+        <w:tblLook w:firstColumn="1" w:firstRow="1" w:lastColumn="0" w:lastRow="0" w:noHBand="0" w:noVBand="1" w:val="04A0"/>
+      </w:tblPr>
+      <w:tblGrid>
+        <w:gridCol w:w="2160"/>
+        <w:gridCol w:w="2160"/>
+        <w:gridCol w:w="2160"/>
+        <w:gridCol w:w="2160"/>
+      </w:tblGrid>
+      <w:tr>
+        <w:tc>
+          <w:tcPr>
+            <w:tcW w:type="dxa" w:w="2160"/>
+          </w:tcPr>
+          <w:p>
+            <w:pPr>
+              <w:spacing w:after="40"/>
+            </w:pPr>
+            <w:r>
+              <w:rPr>
+                <w:b/>
+                <w:sz w:val="17"/>
+              </w:rPr>
+            </w:r>
+            <w:r>
+              <w:rPr>
+                <w:b/>
+                <w:sz w:val="17"/>
+              </w:rPr>
+              <w:t>Need</w:t>
+            </w:r>
+          </w:p>
+        </w:tc>
+        <w:tc>
+          <w:tcPr>
+            <w:tcW w:type="dxa" w:w="2160"/>
+          </w:tcPr>
+          <w:p>
+            <w:pPr>
+              <w:spacing w:after="40"/>
+            </w:pPr>
+            <w:r>
+              <w:rPr>
+                <w:b/>
+                <w:sz w:val="17"/>
+              </w:rPr>
+            </w:r>
+            <w:r>
+              <w:rPr>
+                <w:b/>
+                <w:sz w:val="17"/>
+              </w:rPr>
+              <w:t>Existing work</w:t>
+            </w:r>
+          </w:p>
+        </w:tc>
+        <w:tc>
+          <w:tcPr>
+            <w:tcW w:type="dxa" w:w="2160"/>
+          </w:tcPr>
+          <w:p>
+            <w:pPr>
+              <w:spacing w:after="40"/>
+            </w:pPr>
+            <w:r>
+              <w:rPr>
+                <w:b/>
+                <w:sz w:val="17"/>
+              </w:rPr>
+            </w:r>
+            <w:r>
+              <w:rPr>
+                <w:b/>
+                <w:sz w:val="17"/>
+              </w:rPr>
+              <w:t>Status</w:t>
+            </w:r>
+          </w:p>
+        </w:tc>
+        <w:tc>
+          <w:tcPr>
+            <w:tcW w:type="dxa" w:w="2160"/>
+          </w:tcPr>
+          <w:p>
+            <w:pPr>
+              <w:spacing w:after="40"/>
+            </w:pPr>
+            <w:r>
+              <w:rPr>
+                <w:b/>
+                <w:sz w:val="17"/>
+              </w:rPr>
+            </w:r>
+            <w:r>
+              <w:rPr>
+                <w:b/>
+                <w:sz w:val="17"/>
+              </w:rPr>
+              <w:t>Gap</w:t>
+            </w:r>
+          </w:p>
+        </w:tc>
+      </w:tr>
+      <w:tr>
+        <w:tc>
+          <w:tcPr>
+            <w:tcW w:type="dxa" w:w="2160"/>
+          </w:tcPr>
+          <w:p>
+            <w:pPr>
+              <w:spacing w:after="40"/>
+            </w:pPr>
+            <w:r>
+              <w:rPr>
+                <w:sz w:val="17"/>
+              </w:rPr>
+            </w:r>
+            <w:r>
+              <w:rPr>
+                <w:sz w:val="17"/>
+              </w:rPr>
+              <w:t xml:space="preserve">Static </w:t>
+            </w:r>
+            <w:r>
+              <w:rPr>
+                <w:b/>
+                <w:sz w:val="17"/>
+              </w:rPr>
+              <w:t>path</w:t>
+            </w:r>
+            <w:r>
+              <w:rPr>
+                <w:sz w:val="17"/>
+              </w:rPr>
+              <w:t xml:space="preserve"> validation</w:t>
+            </w:r>
+          </w:p>
+        </w:tc>
+        <w:tc>
+          <w:tcPr>
+            <w:tcW w:type="dxa" w:w="2160"/>
+          </w:tcPr>
+          <w:p>
+            <w:pPr>
+              <w:spacing w:after="40"/>
+            </w:pPr>
+            <w:r>
+              <w:rPr>
+                <w:sz w:val="17"/>
+              </w:rPr>
+            </w:r>
+            <w:r>
+              <w:rPr>
+                <w:rFonts w:ascii="Consolas" w:hAnsi="Consolas"/>
+                <w:sz w:val="17"/>
+              </w:rPr>
+              <w:t>.github/workflows/validator/</w:t>
+            </w:r>
+            <w:r>
+              <w:rPr>
+                <w:sz w:val="17"/>
+              </w:rPr>
+              <w:t xml:space="preserve"> </w:t>
+            </w:r>
+            <w:r>
+              <w:rPr>
+                <w:b/>
+                <w:sz w:val="17"/>
+              </w:rPr>
+              <w:t>merged on `main`</w:t>
+            </w:r>
+            <w:r>
+              <w:rPr>
+                <w:sz w:val="17"/>
+              </w:rPr>
+              <w:t xml:space="preserve"> via #771; also proposed again by open PRs </w:t>
+            </w:r>
+            <w:r>
+              <w:rPr>
+                <w:b/>
+                <w:sz w:val="17"/>
+              </w:rPr>
+              <w:t>#835</w:t>
+            </w:r>
+            <w:r>
+              <w:rPr>
+                <w:sz w:val="17"/>
+              </w:rPr>
+              <w:t xml:space="preserve"> and </w:t>
+            </w:r>
+            <w:r>
+              <w:rPr>
+                <w:b/>
+                <w:sz w:val="17"/>
+              </w:rPr>
+              <w:t>#744</w:t>
+            </w:r>
+          </w:p>
+        </w:tc>
+        <w:tc>
+          <w:tcPr>
+            <w:tcW w:type="dxa" w:w="2160"/>
+          </w:tcPr>
+          <w:p>
+            <w:pPr>
+              <w:spacing w:after="40"/>
+            </w:pPr>
+            <w:r>
+              <w:rPr>
+                <w:sz w:val="17"/>
+              </w:rPr>
+            </w:r>
+            <w:r>
+              <w:rPr>
+                <w:sz w:val="17"/>
+              </w:rPr>
+              <w:t>shipped + duplicated</w:t>
+            </w:r>
+          </w:p>
+        </w:tc>
+        <w:tc>
+          <w:tcPr>
+            <w:tcW w:type="dxa" w:w="2160"/>
+          </w:tcPr>
+          <w:p>
+            <w:pPr>
+              <w:spacing w:after="40"/>
+            </w:pPr>
+            <w:r>
+              <w:rPr>
+                <w:sz w:val="17"/>
+              </w:rPr>
+            </w:r>
+            <w:r>
+              <w:rPr>
+                <w:sz w:val="17"/>
+              </w:rPr>
+              <w:t>none — this is covered, and covered three times</w:t>
+            </w:r>
+          </w:p>
+        </w:tc>
+      </w:tr>
+      <w:tr>
+        <w:tc>
+          <w:tcPr>
+            <w:tcW w:type="dxa" w:w="2160"/>
+          </w:tcPr>
+          <w:p>
+            <w:pPr>
+              <w:spacing w:after="40"/>
+            </w:pPr>
+            <w:r>
+              <w:rPr>
+                <w:sz w:val="17"/>
+              </w:rPr>
+            </w:r>
+            <w:r>
+              <w:rPr>
+                <w:sz w:val="17"/>
+              </w:rPr>
+              <w:t xml:space="preserve">Static </w:t>
+            </w:r>
+            <w:r>
+              <w:rPr>
+                <w:b/>
+                <w:sz w:val="17"/>
+              </w:rPr>
+              <w:t>identifier</w:t>
+            </w:r>
+            <w:r>
+              <w:rPr>
+                <w:sz w:val="17"/>
+              </w:rPr>
+              <w:t xml:space="preserve"> validation (</w:t>
+            </w:r>
+            <w:r>
+              <w:rPr>
+                <w:rFonts w:ascii="Consolas" w:hAnsi="Consolas"/>
+                <w:sz w:val="17"/>
+              </w:rPr>
+              <w:t>name:</w:t>
+            </w:r>
+            <w:r>
+              <w:rPr>
+                <w:sz w:val="17"/>
+              </w:rPr>
+              <w:t xml:space="preserve"> → ClassFactory alias, </w:t>
+            </w:r>
+            <w:r>
+              <w:rPr>
+                <w:rFonts w:ascii="Consolas" w:hAnsi="Consolas"/>
+                <w:sz w:val="17"/>
+              </w:rPr>
+              <w:t>paradigm_type</w:t>
+            </w:r>
+            <w:r>
+              <w:rPr>
+                <w:sz w:val="17"/>
+              </w:rPr>
+              <w:t xml:space="preserve"> → </w:t>
+            </w:r>
+            <w:r>
+              <w:rPr>
+                <w:rFonts w:ascii="Consolas" w:hAnsi="Consolas"/>
+                <w:sz w:val="17"/>
+              </w:rPr>
+              <w:t>ParadigmType</w:t>
+            </w:r>
+            <w:r>
+              <w:rPr>
+                <w:sz w:val="17"/>
+              </w:rPr>
+              <w:t>)</w:t>
+            </w:r>
+          </w:p>
+        </w:tc>
+        <w:tc>
+          <w:tcPr>
+            <w:tcW w:type="dxa" w:w="2160"/>
+          </w:tcPr>
+          <w:p>
+            <w:pPr>
+              <w:spacing w:after="40"/>
+            </w:pPr>
+            <w:r>
+              <w:rPr>
+                <w:sz w:val="17"/>
+              </w:rPr>
+            </w:r>
+            <w:r>
+              <w:rPr>
+                <w:b/>
+                <w:sz w:val="17"/>
+              </w:rPr>
+              <w:t>none</w:t>
+            </w:r>
+          </w:p>
+        </w:tc>
+        <w:tc>
+          <w:tcPr>
+            <w:tcW w:type="dxa" w:w="2160"/>
+          </w:tcPr>
+          <w:p>
+            <w:pPr>
+              <w:spacing w:after="40"/>
+            </w:pPr>
+            <w:r>
+              <w:rPr>
+                <w:sz w:val="17"/>
+              </w:rPr>
+            </w:r>
+            <w:r>
+              <w:rPr>
+                <w:sz w:val="17"/>
+              </w:rPr>
+              <w:t>—</w:t>
+            </w:r>
+          </w:p>
+        </w:tc>
+        <w:tc>
+          <w:tcPr>
+            <w:tcW w:type="dxa" w:w="2160"/>
+          </w:tcPr>
+          <w:p>
+            <w:pPr>
+              <w:spacing w:after="40"/>
+            </w:pPr>
+            <w:r>
+              <w:rPr>
+                <w:sz w:val="17"/>
+              </w:rPr>
+            </w:r>
+            <w:r>
+              <w:rPr>
+                <w:b/>
+                <w:sz w:val="17"/>
+              </w:rPr>
+              <w:t>this is the missing fix</w:t>
+            </w:r>
+          </w:p>
+        </w:tc>
+      </w:tr>
+    </w:tbl>
+    <w:p/>
+    <w:p>
+      <w:r>
+        <w:t xml:space="preserve">The shipped validator is wired into </w:t>
+      </w:r>
+      <w:r>
+        <w:rPr>
+          <w:rFonts w:ascii="Consolas" w:hAnsi="Consolas"/>
+          <w:sz w:val="18"/>
+        </w:rPr>
+        <w:t>static_code_requirement_cicd.yaml</w:t>
+      </w:r>
+      <w:r>
+        <w:t xml:space="preserve"> for </w:t>
+      </w:r>
+      <w:r>
+        <w:rPr>
+          <w:rFonts w:ascii="Consolas" w:hAnsi="Consolas"/>
+          <w:sz w:val="18"/>
+        </w:rPr>
+        <w:t>examples/**</w:t>
+      </w:r>
+    </w:p>
+    <w:p>
+      <w:r>
+        <w:t xml:space="preserve">and implements </w:t>
+      </w:r>
+      <w:r>
+        <w:rPr>
+          <w:rFonts w:ascii="Consolas" w:hAnsi="Consolas"/>
+          <w:sz w:val="18"/>
+        </w:rPr>
+        <w:t>_check_repo_path_references</w:t>
+      </w:r>
+      <w:r>
+        <w:t xml:space="preserve"> among five other checks. Run unmodified at</w:t>
+      </w:r>
+    </w:p>
+    <w:p>
+      <w:r>
+        <w:rPr>
+          <w:rFonts w:ascii="Consolas" w:hAnsi="Consolas"/>
+          <w:sz w:val="18"/>
+        </w:rPr>
+        <w:t>37a9c60</w:t>
+      </w:r>
+      <w:r>
+        <w:t xml:space="preserve"> it correctly fails </w:t>
+      </w:r>
+      <w:r>
+        <w:rPr>
+          <w:rFonts w:ascii="Consolas" w:hAnsi="Consolas"/>
+          <w:sz w:val="18"/>
+        </w:rPr>
+        <w:t>robot-cityscapes-synthia</w:t>
+      </w:r>
+      <w:r>
+        <w:t xml:space="preserve">, both </w:t>
+      </w:r>
+      <w:r>
+        <w:rPr>
+          <w:rFonts w:ascii="Consolas" w:hAnsi="Consolas"/>
+          <w:sz w:val="18"/>
+        </w:rPr>
+        <w:t>MOT17</w:t>
+      </w:r>
+      <w:r>
+        <w:t xml:space="preserve"> inventory entries and</w:t>
+      </w:r>
+    </w:p>
+    <w:p>
+      <w:r>
+        <w:rPr>
+          <w:rFonts w:ascii="Consolas" w:hAnsi="Consolas"/>
+          <w:sz w:val="18"/>
+        </w:rPr>
+        <w:t>Cloud_Robotics/…/perception-reasoning</w:t>
+      </w:r>
+      <w:r>
+        <w:t xml:space="preserve"> on </w:t>
+      </w:r>
+      <w:r>
+        <w:rPr>
+          <w:rFonts w:ascii="Consolas" w:hAnsi="Consolas"/>
+          <w:sz w:val="18"/>
+        </w:rPr>
+        <w:t>Repository path references exist</w:t>
+      </w:r>
+      <w:r>
+        <w:t xml:space="preserve"> — the same</w:t>
+      </w:r>
+    </w:p>
+    <w:p>
+      <w:r>
+        <w:t>breakage my §2.1 census counted. Credit to @Prachi194agrawal for surfacing it in the PR</w:t>
+      </w:r>
+    </w:p>
+    <w:p>
+      <w:r>
+        <w:t>#835 thread; I should have found it myself before writing §2.2.</w:t>
+      </w:r>
+    </w:p>
+    <w:p>
+      <w:r>
+        <w:rPr>
+          <w:b/>
+        </w:rPr>
+        <w:t>What this does to the path.</w:t>
+      </w:r>
+      <w:r>
+        <w:t xml:space="preserve"> S2 becomes *extend the existing validator*, not *add a</w:t>
+      </w:r>
+    </w:p>
+    <w:p>
+      <w:r>
+        <w:t>job*. The dependency order is unchanged: S1 (a Core inspector that reports what would be</w:t>
+      </w:r>
+    </w:p>
+    <w:p>
+      <w:r>
+        <w:t>resolved) must still precede it, because the existing validator has no way to know what</w:t>
+      </w:r>
+    </w:p>
+    <w:p>
+      <w:r>
+        <w:t>the code registers.</w:t>
+      </w:r>
+    </w:p>
+    <w:p>
+      <w:r>
+        <w:rPr>
+          <w:b/>
+        </w:rPr>
+        <w:t>What this does to the "missing fix" claim.</w:t>
+      </w:r>
+      <w:r>
+        <w:t xml:space="preserve"> It narrows it, and puts it on executed</w:t>
+      </w:r>
+    </w:p>
+    <w:p>
+      <w:r>
+        <w:t>evidence. Running the shipped validator:</w:t>
+      </w:r>
+    </w:p>
+    <w:p>
+      <w:pPr>
+        <w:spacing w:after="160"/>
+        <w:ind w:left="360"/>
+      </w:pPr>
+      <w:r>
+        <w:rPr>
+          <w:rFonts w:ascii="Consolas" w:hAnsi="Consolas"/>
+          <w:color w:val="223344"/>
+          <w:sz w:val="17"/>
+        </w:rPr>
+        <w:t xml:space="preserve">  [PASS] examples/yaoba/singletask_learning_boost        ERROR checks: none</w:t>
+        <w:br/>
+        <w:t xml:space="preserve">  [PASS] examples/yaoba/singletask_learning_yolox_tta    ERROR checks: none</w:t>
+        <w:br/>
+        <w:t xml:space="preserve">  [FAIL] examples/robot-cityscapes-synthia/...           ERROR: Repository path references exist</w:t>
+        <w:br/>
+        <w:t xml:space="preserve">  [FAIL] examples/MOT17/.../pedestrian_tracking          ERROR: Repository path references exist</w:t>
+        <w:br/>
+        <w:t xml:space="preserve">  [FAIL] examples/Cloud_Robotics/.../perception-reasoning ERROR: Repository path references exist</w:t>
+      </w:r>
+    </w:p>
+    <w:p>
+      <w:r>
+        <w:t xml:space="preserve">Both </w:t>
+      </w:r>
+      <w:r>
+        <w:rPr>
+          <w:rFonts w:ascii="Consolas" w:hAnsi="Consolas"/>
+          <w:sz w:val="18"/>
+        </w:rPr>
+        <w:t>yaoba</w:t>
+      </w:r>
+      <w:r>
+        <w:t xml:space="preserve"> Examples pass every check the project currently runs, and neither can</w:t>
+      </w:r>
+    </w:p>
+    <w:p>
+      <w:r>
+        <w:t xml:space="preserve">execute — their </w:t>
+      </w:r>
+      <w:r>
+        <w:rPr>
+          <w:rFonts w:ascii="Consolas" w:hAnsi="Consolas"/>
+          <w:sz w:val="18"/>
+        </w:rPr>
+        <w:t>paradigm_type</w:t>
+      </w:r>
+      <w:r>
+        <w:t xml:space="preserve"> matches no </w:t>
+      </w:r>
+      <w:r>
+        <w:rPr>
+          <w:rFonts w:ascii="Consolas" w:hAnsi="Consolas"/>
+          <w:sz w:val="18"/>
+        </w:rPr>
+        <w:t>ParadigmType</w:t>
+      </w:r>
+      <w:r>
+        <w:t xml:space="preserve"> member, and dispatch has no</w:t>
+      </w:r>
+    </w:p>
+    <w:p>
+      <w:r>
+        <w:rPr>
+          <w:rFonts w:ascii="Consolas" w:hAnsi="Consolas"/>
+          <w:sz w:val="18"/>
+        </w:rPr>
+        <w:t>else</w:t>
+      </w:r>
+      <w:r>
+        <w:t xml:space="preserve"> clause. There are zero references to </w:t>
+      </w:r>
+      <w:r>
+        <w:rPr>
+          <w:rFonts w:ascii="Consolas" w:hAnsi="Consolas"/>
+          <w:sz w:val="18"/>
+        </w:rPr>
+        <w:t>ClassFactory</w:t>
+      </w:r>
+      <w:r>
+        <w:t xml:space="preserve">, </w:t>
+      </w:r>
+      <w:r>
+        <w:rPr>
+          <w:rFonts w:ascii="Consolas" w:hAnsi="Consolas"/>
+          <w:sz w:val="18"/>
+        </w:rPr>
+        <w:t>register</w:t>
+      </w:r>
+      <w:r>
+        <w:t xml:space="preserve">, </w:t>
+      </w:r>
+      <w:r>
+        <w:rPr>
+          <w:rFonts w:ascii="Consolas" w:hAnsi="Consolas"/>
+          <w:sz w:val="18"/>
+        </w:rPr>
+        <w:t>alias</w:t>
+      </w:r>
+      <w:r>
+        <w:t xml:space="preserve"> or</w:t>
+      </w:r>
+    </w:p>
+    <w:p>
+      <w:r>
+        <w:rPr>
+          <w:rFonts w:ascii="Consolas" w:hAnsi="Consolas"/>
+          <w:sz w:val="18"/>
+        </w:rPr>
+        <w:t>paradigm_type</w:t>
+      </w:r>
+      <w:r>
+        <w:t xml:space="preserve"> under </w:t>
+      </w:r>
+      <w:r>
+        <w:rPr>
+          <w:rFonts w:ascii="Consolas" w:hAnsi="Consolas"/>
+          <w:sz w:val="18"/>
+        </w:rPr>
+        <w:t>.github/workflows/validator/</w:t>
+      </w:r>
+      <w:r>
+        <w:t>.</w:t>
+      </w:r>
+    </w:p>
+    <w:p>
+      <w:r>
+        <w:rPr>
+          <w:b/>
+        </w:rPr>
+        <w:t>A note on my own method.</w:t>
+      </w:r>
+      <w:r>
+        <w:t xml:space="preserve"> I built a prior-art map over 86 Discussions and every open</w:t>
+      </w:r>
+    </w:p>
+    <w:p>
+      <w:r>
+        <w:t>target, and still missed a validator sitting in the tree I had checked out. The failure is</w:t>
+      </w:r>
+    </w:p>
+    <w:p>
+      <w:r>
+        <w:t>instructive for this submission's own thesis: I searched for *proposals* in the PR queue</w:t>
+      </w:r>
+    </w:p>
+    <w:p>
+      <w:r>
+        <w:t>and did not check what had already *merged*. Recording it here because a verification</w:t>
+      </w:r>
+    </w:p>
+    <w:p>
+      <w:r>
+        <w:t>boundary is worth nothing if it only covers the checks that happened to be run.</w:t>
+      </w:r>
+    </w:p>
+    <w:p>
       <w:r>
         <w:br w:type="page"/>
       </w:r>
@@ -24442,6 +26170,295 @@
     <w:p>
       <w:r>
         <w:t>stack. Nothing above is described as passing a test that was not run.</w:t>
+      </w:r>
+    </w:p>
+    <w:p>
+      <w:pPr>
+        <w:jc w:val="center"/>
+      </w:pPr>
+      <w:r>
+        <w:t>______________________________________________________________________________</w:t>
+      </w:r>
+    </w:p>
+    <w:p>
+      <w:pPr>
+        <w:pStyle w:val="Heading2"/>
+      </w:pPr>
+      <w:r>
+        <w:t>Update — 2026-08-28: the `paradigm_type` gap, now executed</w:t>
+      </w:r>
+    </w:p>
+    <w:p>
+      <w:r>
+        <w:t>The cross-target finding above was static. It is now backed by running the validator that</w:t>
+      </w:r>
+    </w:p>
+    <w:p>
+      <w:r>
+        <w:rPr>
+          <w:b/>
+        </w:rPr>
+        <w:t>already ships on `main`</w:t>
+      </w:r>
+      <w:r>
+        <w:t xml:space="preserve"> at </w:t>
+      </w:r>
+      <w:r>
+        <w:rPr>
+          <w:rFonts w:ascii="Consolas" w:hAnsi="Consolas"/>
+          <w:sz w:val="18"/>
+        </w:rPr>
+        <w:t>37a9c60</w:t>
+      </w:r>
+      <w:r>
+        <w:t xml:space="preserve"> (</w:t>
+      </w:r>
+      <w:r>
+        <w:rPr>
+          <w:rFonts w:ascii="Consolas" w:hAnsi="Consolas"/>
+          <w:sz w:val="18"/>
+        </w:rPr>
+        <w:t>.github/workflows/validator/</w:t>
+      </w:r>
+      <w:r>
+        <w:t>, merged via #771,</w:t>
+      </w:r>
+    </w:p>
+    <w:p>
+      <w:r>
+        <w:t xml:space="preserve">wired into </w:t>
+      </w:r>
+      <w:r>
+        <w:rPr>
+          <w:rFonts w:ascii="Consolas" w:hAnsi="Consolas"/>
+          <w:sz w:val="18"/>
+        </w:rPr>
+        <w:t>static_code_requirement_cicd.yaml</w:t>
+      </w:r>
+      <w:r>
+        <w:t xml:space="preserve"> for </w:t>
+      </w:r>
+      <w:r>
+        <w:rPr>
+          <w:rFonts w:ascii="Consolas" w:hAnsi="Consolas"/>
+          <w:sz w:val="18"/>
+        </w:rPr>
+        <w:t>examples/**</w:t>
+      </w:r>
+      <w:r>
+        <w:t>):</w:t>
+      </w:r>
+    </w:p>
+    <w:p>
+      <w:pPr>
+        <w:spacing w:after="160"/>
+        <w:ind w:left="360"/>
+      </w:pPr>
+      <w:r>
+        <w:rPr>
+          <w:rFonts w:ascii="Consolas" w:hAnsi="Consolas"/>
+          <w:color w:val="223344"/>
+          <w:sz w:val="17"/>
+        </w:rPr>
+        <w:t xml:space="preserve">  [PASS] examples/yaoba/singletask_learning_boost        ERROR checks: none  WARNING: 1</w:t>
+        <w:br/>
+        <w:t xml:space="preserve">  [PASS] examples/yaoba/singletask_learning_yolox_tta    ERROR checks: none  WARNING: 2</w:t>
+        <w:br/>
+        <w:t xml:space="preserve">  [FAIL] examples/robot-cityscapes-synthia/...           ERROR: Repository path references exist</w:t>
+        <w:br/>
+        <w:t xml:space="preserve">  [FAIL] examples/MOT17/.../pedestrian_tracking (x2)     ERROR: Repository path references exist</w:t>
+        <w:br/>
+        <w:t xml:space="preserve">  [FAIL] examples/Cloud_Robotics/.../perception-reasoning ERROR: Repository path references exist</w:t>
+      </w:r>
+    </w:p>
+    <w:p>
+      <w:r>
+        <w:t xml:space="preserve">Reproduce: </w:t>
+      </w:r>
+      <w:r>
+        <w:rPr>
+          <w:rFonts w:ascii="Consolas" w:hAnsi="Consolas"/>
+          <w:sz w:val="18"/>
+        </w:rPr>
+        <w:t>python3 tools/run_shipped_validator.py ianvs</w:t>
+      </w:r>
+      <w:r>
+        <w:t>.</w:t>
+      </w:r>
+    </w:p>
+    <w:p>
+      <w:r>
+        <w:t xml:space="preserve">Both Examples that PR #617 retires </w:t>
+      </w:r>
+      <w:r>
+        <w:rPr>
+          <w:b/>
+        </w:rPr>
+        <w:t>pass every check the project runs</w:t>
+      </w:r>
+      <w:r>
+        <w:t>, and neither can</w:t>
+      </w:r>
+    </w:p>
+    <w:p>
+      <w:r>
+        <w:t xml:space="preserve">execute: their </w:t>
+      </w:r>
+      <w:r>
+        <w:rPr>
+          <w:rFonts w:ascii="Consolas" w:hAnsi="Consolas"/>
+          <w:sz w:val="18"/>
+        </w:rPr>
+        <w:t>paradigm_type</w:t>
+      </w:r>
+      <w:r>
+        <w:t xml:space="preserve"> values (</w:t>
+      </w:r>
+      <w:r>
+        <w:rPr>
+          <w:rFonts w:ascii="Consolas" w:hAnsi="Consolas"/>
+          <w:sz w:val="18"/>
+        </w:rPr>
+        <w:t>singletasklearning_acboost</w:t>
+      </w:r>
+      <w:r>
+        <w:t>,</w:t>
+      </w:r>
+    </w:p>
+    <w:p>
+      <w:r>
+        <w:rPr>
+          <w:rFonts w:ascii="Consolas" w:hAnsi="Consolas"/>
+          <w:sz w:val="18"/>
+        </w:rPr>
+        <w:t>singletasklearning_tta</w:t>
+      </w:r>
+      <w:r>
+        <w:t xml:space="preserve">) are absent from </w:t>
+      </w:r>
+      <w:r>
+        <w:rPr>
+          <w:rFonts w:ascii="Consolas" w:hAnsi="Consolas"/>
+          <w:sz w:val="18"/>
+        </w:rPr>
+        <w:t>ParadigmType</w:t>
+      </w:r>
+      <w:r>
+        <w:t xml:space="preserve">, and dispatch in </w:t>
+      </w:r>
+      <w:r>
+        <w:rPr>
+          <w:rFonts w:ascii="Consolas" w:hAnsi="Consolas"/>
+          <w:sz w:val="18"/>
+        </w:rPr>
+        <w:t>base.py:95-152</w:t>
+      </w:r>
+    </w:p>
+    <w:p>
+      <w:r>
+        <w:t xml:space="preserve">and </w:t>
+      </w:r>
+      <w:r>
+        <w:rPr>
+          <w:rFonts w:ascii="Consolas" w:hAnsi="Consolas"/>
+          <w:sz w:val="18"/>
+        </w:rPr>
+        <w:t>algorithm.py:109-127</w:t>
+      </w:r>
+      <w:r>
+        <w:t xml:space="preserve"> has no </w:t>
+      </w:r>
+      <w:r>
+        <w:rPr>
+          <w:rFonts w:ascii="Consolas" w:hAnsi="Consolas"/>
+          <w:sz w:val="18"/>
+        </w:rPr>
+        <w:t>else</w:t>
+      </w:r>
+      <w:r>
+        <w:t xml:space="preserve">, so the call returns </w:t>
+      </w:r>
+      <w:r>
+        <w:rPr>
+          <w:rFonts w:ascii="Consolas" w:hAnsi="Consolas"/>
+          <w:sz w:val="18"/>
+        </w:rPr>
+        <w:t>None</w:t>
+      </w:r>
+      <w:r>
+        <w:t>.</w:t>
+      </w:r>
+    </w:p>
+    <w:p>
+      <w:r>
+        <w:t xml:space="preserve">The validator has zero references to </w:t>
+      </w:r>
+      <w:r>
+        <w:rPr>
+          <w:rFonts w:ascii="Consolas" w:hAnsi="Consolas"/>
+          <w:sz w:val="18"/>
+        </w:rPr>
+        <w:t>ClassFactory</w:t>
+      </w:r>
+      <w:r>
+        <w:t xml:space="preserve">, </w:t>
+      </w:r>
+      <w:r>
+        <w:rPr>
+          <w:rFonts w:ascii="Consolas" w:hAnsi="Consolas"/>
+          <w:sz w:val="18"/>
+        </w:rPr>
+        <w:t>register</w:t>
+      </w:r>
+      <w:r>
+        <w:t xml:space="preserve">, </w:t>
+      </w:r>
+      <w:r>
+        <w:rPr>
+          <w:rFonts w:ascii="Consolas" w:hAnsi="Consolas"/>
+          <w:sz w:val="18"/>
+        </w:rPr>
+        <w:t>alias</w:t>
+      </w:r>
+      <w:r>
+        <w:t xml:space="preserve"> or</w:t>
+      </w:r>
+    </w:p>
+    <w:p>
+      <w:r>
+        <w:rPr>
+          <w:rFonts w:ascii="Consolas" w:hAnsi="Consolas"/>
+          <w:sz w:val="18"/>
+        </w:rPr>
+        <w:t>paradigm_type</w:t>
+      </w:r>
+      <w:r>
+        <w:t>. It resolves paths, not identifiers. That is the precise shape of the gap,</w:t>
+      </w:r>
+    </w:p>
+    <w:p>
+      <w:r>
+        <w:t>and it is why #617's deletion should be described as retiring two Examples rather than as</w:t>
+      </w:r>
+    </w:p>
+    <w:p>
+      <w:r>
+        <w:t>removing unused files — nothing in CI will ever report their absence.</w:t>
+      </w:r>
+    </w:p>
+    <w:p>
+      <w:r>
+        <w:t>*(This update also corrects a claim in my Task 3 and Task 4 comments, where I wrote that no</w:t>
+      </w:r>
+    </w:p>
+    <w:p>
+      <w:r>
+        <w:t>static config validation existed. It does, it is merged, and it works for paths. See the</w:t>
+      </w:r>
+    </w:p>
+    <w:p>
+      <w:r>
+        <w:t>Correction sections there.)*</w:t>
       </w:r>
     </w:p>
     <w:p>
@@ -26172,6 +28189,457 @@
         <w:pStyle w:val="Heading2"/>
       </w:pPr>
       <w:r>
+        <w:t>PR #598 (follow-up)</w:t>
+      </w:r>
+    </w:p>
+    <w:p>
+      <w:r>
+        <w:t>https://github.com/kubeedge/ianvs/pull/598#pullrequestreview-5047338395</w:t>
+      </w:r>
+    </w:p>
+    <w:p>
+      <w:r>
+        <w:t xml:space="preserve">Re-reviewed at the new head </w:t>
+      </w:r>
+      <w:r>
+        <w:rPr>
+          <w:rFonts w:ascii="Consolas" w:hAnsi="Consolas"/>
+          <w:sz w:val="18"/>
+        </w:rPr>
+        <w:t>6b39813</w:t>
+      </w:r>
+      <w:r>
+        <w:t xml:space="preserve"> (my first review was against </w:t>
+      </w:r>
+      <w:r>
+        <w:rPr>
+          <w:rFonts w:ascii="Consolas" w:hAnsi="Consolas"/>
+          <w:sz w:val="18"/>
+        </w:rPr>
+        <w:t>69470dd</w:t>
+      </w:r>
+      <w:r>
+        <w:t>).</w:t>
+      </w:r>
+    </w:p>
+    <w:p>
+      <w:r>
+        <w:t>Thanks for the quick turnaround, and the unit tests are a real improvement — they are the</w:t>
+      </w:r>
+    </w:p>
+    <w:p>
+      <w:r>
+        <w:t>thing this PR had been missing.</w:t>
+      </w:r>
+    </w:p>
+    <w:p>
+      <w:r>
+        <w:rPr>
+          <w:b/>
+        </w:rPr>
+        <w:t>On the scope point, I think we are agreeing rather than disagreeing.</w:t>
+      </w:r>
+      <w:r>
+        <w:t xml:space="preserve"> You are right</w:t>
+      </w:r>
+    </w:p>
+    <w:p>
+      <w:r>
+        <w:t xml:space="preserve">that a shared helper in </w:t>
+      </w:r>
+      <w:r>
+        <w:rPr>
+          <w:rFonts w:ascii="Consolas" w:hAnsi="Consolas"/>
+          <w:sz w:val="18"/>
+        </w:rPr>
+        <w:t>core/common/</w:t>
+      </w:r>
+      <w:r>
+        <w:t xml:space="preserve"> should be correct for future callers; I am not</w:t>
+      </w:r>
+    </w:p>
+    <w:p>
+      <w:r>
+        <w:t>arguing it should stay broken. My narrower point was only that #597 states the bug</w:t>
+      </w:r>
+    </w:p>
+    <w:p>
+      <w:r>
+        <w:t>*currently* drops Example hyperparameters, and it cannot, because the function has no</w:t>
+      </w:r>
+    </w:p>
+    <w:p>
+      <w:r>
+        <w:t>callers and Sedna ships its own. That matters for two practical reasons: this PR needs no</w:t>
+      </w:r>
+    </w:p>
+    <w:p>
+      <w:r>
+        <w:t>Example regression testing, and #597 should not be counted as a broken Example. Neither is</w:t>
+      </w:r>
+    </w:p>
+    <w:p>
+      <w:r>
+        <w:t>an argument against merging.</w:t>
+      </w:r>
+    </w:p>
+    <w:p>
+      <w:r>
+        <w:rPr>
+          <w:b/>
+        </w:rPr>
+        <w:t>@31groot's positional-only finding reproduces.</w:t>
+      </w:r>
+      <w:r>
+        <w:t xml:space="preserve"> I verified it independently on both</w:t>
+      </w:r>
+    </w:p>
+    <w:p>
+      <w:r>
+        <w:t>refs, so it is pre-existing rather than introduced here:</w:t>
+      </w:r>
+    </w:p>
+    <w:p>
+      <w:pPr>
+        <w:spacing w:after="160"/>
+        <w:ind w:left="360"/>
+      </w:pPr>
+      <w:r>
+        <w:rPr>
+          <w:rFonts w:ascii="Consolas" w:hAnsi="Consolas"/>
+          <w:color w:val="223344"/>
+          <w:sz w:val="17"/>
+        </w:rPr>
+        <w:t>def posonly(x, /, y): ...</w:t>
+        <w:br/>
+        <w:t>parse_kwargs(posonly, x=1, y=2) -&gt; {'x': 1, 'y': 2}     # main AND 6b39813</w:t>
+        <w:br/>
+        <w:t>posonly(**that)                 -&gt; TypeError: posonly() got some positional-only</w:t>
+        <w:br/>
+        <w:t xml:space="preserve">                                   arguments passed as keyword arguments: 'x'</w:t>
+      </w:r>
+    </w:p>
+    <w:p>
+      <w:r>
+        <w:rPr>
+          <w:rFonts w:ascii="Consolas" w:hAnsi="Consolas"/>
+          <w:sz w:val="18"/>
+        </w:rPr>
+        <w:t>getfullargspec()</w:t>
+      </w:r>
+      <w:r>
+        <w:t xml:space="preserve"> merges positional-only parameters into </w:t>
+      </w:r>
+      <w:r>
+        <w:rPr>
+          <w:rFonts w:ascii="Consolas" w:hAnsi="Consolas"/>
+          <w:sz w:val="18"/>
+        </w:rPr>
+        <w:t>.args</w:t>
+      </w:r>
+      <w:r>
+        <w:t>, so</w:t>
+      </w:r>
+    </w:p>
+    <w:p>
+      <w:r>
+        <w:rPr>
+          <w:rFonts w:ascii="Consolas" w:hAnsi="Consolas"/>
+          <w:sz w:val="18"/>
+        </w:rPr>
+        <w:t>set(need_kw.args) | set(need_kw.kwonlyargs)</w:t>
+      </w:r>
+      <w:r>
+        <w:t xml:space="preserve"> admits names that cannot legally be passed</w:t>
+      </w:r>
+    </w:p>
+    <w:p>
+      <w:r>
+        <w:t>by keyword. Their recommendation stands and I am not restating it further.</w:t>
+      </w:r>
+    </w:p>
+    <w:p>
+      <w:r>
+        <w:rPr>
+          <w:b/>
+        </w:rPr>
+        <w:t>Two further cases the new tests do not cover.</w:t>
+      </w:r>
+      <w:r>
+        <w:t xml:space="preserve"> Both are also pre-existing, but the PR</w:t>
+      </w:r>
+    </w:p>
+    <w:p>
+      <w:r>
+        <w:t>is the natural place to close them since it is rewriting exactly this filter.</w:t>
+      </w:r>
+    </w:p>
+    <w:p>
+      <w:r>
+        <w:rPr>
+          <w:b/>
+        </w:rPr>
+        <w:t>1. `getfullargspec()` raises on callables it cannot introspect, and nothing catches it.</w:t>
+      </w:r>
+    </w:p>
+    <w:p>
+      <w:pPr>
+        <w:spacing w:after="160"/>
+        <w:ind w:left="360"/>
+      </w:pPr>
+      <w:r>
+        <w:rPr>
+          <w:rFonts w:ascii="Consolas" w:hAnsi="Consolas"/>
+          <w:color w:val="223344"/>
+          <w:sz w:val="17"/>
+        </w:rPr>
+        <w:t>parse_kwargs(dict, a=1)  -&gt; TypeError: unsupported callable      # main and 6b39813</w:t>
+      </w:r>
+    </w:p>
+    <w:p>
+      <w:r>
+        <w:t xml:space="preserve">The function already guards </w:t>
+      </w:r>
+      <w:r>
+        <w:rPr>
+          <w:rFonts w:ascii="Consolas" w:hAnsi="Consolas"/>
+          <w:sz w:val="18"/>
+        </w:rPr>
+        <w:t>if not callable(func): return kwargs</w:t>
+      </w:r>
+      <w:r>
+        <w:t>, which shows the intent</w:t>
+      </w:r>
+    </w:p>
+    <w:p>
+      <w:r>
+        <w:t xml:space="preserve">to tolerate odd inputs — but </w:t>
+      </w:r>
+      <w:r>
+        <w:rPr>
+          <w:rFonts w:ascii="Consolas" w:hAnsi="Consolas"/>
+          <w:sz w:val="18"/>
+        </w:rPr>
+        <w:t>dict</w:t>
+      </w:r>
+      <w:r>
+        <w:t xml:space="preserve"> *is* callable, passes that guard, and then raises from</w:t>
+      </w:r>
+    </w:p>
+    <w:p>
+      <w:r>
+        <w:rPr>
+          <w:rFonts w:ascii="Consolas" w:hAnsi="Consolas"/>
+          <w:sz w:val="18"/>
+        </w:rPr>
+        <w:t>getfullargspec</w:t>
+      </w:r>
+      <w:r>
+        <w:t>. Any C-implemented or otherwise unintrospectable callable does the same.</w:t>
+      </w:r>
+    </w:p>
+    <w:p>
+      <w:r>
+        <w:rPr>
+          <w:b/>
+        </w:rPr>
+        <w:t>2. When introspection succeeds but is empty, every kwarg is silently discarded.</w:t>
+      </w:r>
+    </w:p>
+    <w:p>
+      <w:pPr>
+        <w:spacing w:after="160"/>
+        <w:ind w:left="360"/>
+      </w:pPr>
+      <w:r>
+        <w:rPr>
+          <w:rFonts w:ascii="Consolas" w:hAnsi="Consolas"/>
+          <w:color w:val="223344"/>
+          <w:sz w:val="17"/>
+        </w:rPr>
+        <w:t>parse_kwargs(len,   a=1) -&gt; {}</w:t>
+        <w:br/>
+        <w:t>parse_kwargs(print, a=1) -&gt; {}</w:t>
+      </w:r>
+    </w:p>
+    <w:p>
+      <w:r>
+        <w:t xml:space="preserve">For a parameter-filtering helper in a benchmarking framework, silently returning </w:t>
+      </w:r>
+      <w:r>
+        <w:rPr>
+          <w:rFonts w:ascii="Consolas" w:hAnsi="Consolas"/>
+          <w:sz w:val="18"/>
+        </w:rPr>
+        <w:t>{}</w:t>
+      </w:r>
+      <w:r>
+        <w:t xml:space="preserve"> is</w:t>
+      </w:r>
+    </w:p>
+    <w:p>
+      <w:r>
+        <w:t>the worse of the two outcomes: a caller loses every hyperparameter and gets no signal. A</w:t>
+      </w:r>
+    </w:p>
+    <w:p>
+      <w:r>
+        <w:rPr>
+          <w:rFonts w:ascii="Consolas" w:hAnsi="Consolas"/>
+          <w:sz w:val="18"/>
+        </w:rPr>
+        <w:t>try/except TypeError</w:t>
+      </w:r>
+      <w:r>
+        <w:t xml:space="preserve"> that falls back to returning </w:t>
+      </w:r>
+      <w:r>
+        <w:rPr>
+          <w:rFonts w:ascii="Consolas" w:hAnsi="Consolas"/>
+          <w:sz w:val="18"/>
+        </w:rPr>
+        <w:t>kwargs</w:t>
+      </w:r>
+      <w:r>
+        <w:t xml:space="preserve"> unchanged — matching the</w:t>
+      </w:r>
+    </w:p>
+    <w:p>
+      <w:r>
+        <w:t>existing non-callable branch — would make both cases behave consistently and is about</w:t>
+      </w:r>
+    </w:p>
+    <w:p>
+      <w:r>
+        <w:t>three lines.</w:t>
+      </w:r>
+    </w:p>
+    <w:p>
+      <w:r>
+        <w:rPr>
+          <w:b/>
+        </w:rPr>
+        <w:t>One very small note.</w:t>
+      </w:r>
+      <w:r>
+        <w:t xml:space="preserve"> </w:t>
+      </w:r>
+      <w:r>
+        <w:rPr>
+          <w:rFonts w:ascii="Consolas" w:hAnsi="Consolas"/>
+          <w:sz w:val="18"/>
+        </w:rPr>
+        <w:t>getfullargspec</w:t>
+      </w:r>
+      <w:r>
+        <w:t xml:space="preserve"> on a class returns </w:t>
+      </w:r>
+      <w:r>
+        <w:rPr>
+          <w:rFonts w:ascii="Consolas" w:hAnsi="Consolas"/>
+          <w:sz w:val="18"/>
+        </w:rPr>
+        <w:t>__init__</w:t>
+      </w:r>
+      <w:r>
+        <w:t xml:space="preserve">'s spec, so </w:t>
+      </w:r>
+      <w:r>
+        <w:rPr>
+          <w:rFonts w:ascii="Consolas" w:hAnsi="Consolas"/>
+          <w:sz w:val="18"/>
+        </w:rPr>
+        <w:t>self</w:t>
+      </w:r>
+    </w:p>
+    <w:p>
+      <w:r>
+        <w:t xml:space="preserve">lands in </w:t>
+      </w:r>
+      <w:r>
+        <w:rPr>
+          <w:rFonts w:ascii="Consolas" w:hAnsi="Consolas"/>
+          <w:sz w:val="18"/>
+        </w:rPr>
+        <w:t>.args</w:t>
+      </w:r>
+      <w:r>
+        <w:t xml:space="preserve"> and is therefore accepted into the filtered set. Harmless in practice</w:t>
+      </w:r>
+    </w:p>
+    <w:p>
+      <w:r>
+        <w:t xml:space="preserve">(no one passes </w:t>
+      </w:r>
+      <w:r>
+        <w:rPr>
+          <w:rFonts w:ascii="Consolas" w:hAnsi="Consolas"/>
+          <w:sz w:val="18"/>
+        </w:rPr>
+        <w:t>self=</w:t>
+      </w:r>
+      <w:r>
+        <w:t xml:space="preserve"> from YAML), and mentioned only because </w:t>
+      </w:r>
+      <w:r>
+        <w:rPr>
+          <w:rFonts w:ascii="Consolas" w:hAnsi="Consolas"/>
+          <w:sz w:val="18"/>
+        </w:rPr>
+        <w:t>ClassFactory.get_cls()</w:t>
+      </w:r>
+    </w:p>
+    <w:p>
+      <w:r>
+        <w:t>returns classes, so classes are the likely shape of a future caller.</w:t>
+      </w:r>
+    </w:p>
+    <w:p>
+      <w:r>
+        <w:rPr>
+          <w:b/>
+        </w:rPr>
+        <w:t>Revised recommendation: major revision</w:t>
+      </w:r>
+      <w:r>
+        <w:t xml:space="preserve"> (was *minor revision* in my first review).</w:t>
+      </w:r>
+    </w:p>
+    <w:p>
+      <w:r>
+        <w:t>That change is because of @31groot's finding plus the two above — my earlier "no coding</w:t>
+      </w:r>
+    </w:p>
+    <w:p>
+      <w:r>
+        <w:t xml:space="preserve">effort" was accurate for head </w:t>
+      </w:r>
+      <w:r>
+        <w:rPr>
+          <w:rFonts w:ascii="Consolas" w:hAnsi="Consolas"/>
+          <w:sz w:val="18"/>
+        </w:rPr>
+        <w:t>69470dd</w:t>
+      </w:r>
+      <w:r>
+        <w:t xml:space="preserve"> and is not accurate now that the accepted-set</w:t>
+      </w:r>
+    </w:p>
+    <w:p>
+      <w:r>
+        <w:t>construction is the thing under discussion. The direction of the PR is right and I would</w:t>
+      </w:r>
+    </w:p>
+    <w:p>
+      <w:r>
+        <w:t>still like to see it land over #702.</w:t>
+      </w:r>
+    </w:p>
+    <w:p>
+      <w:pPr>
+        <w:pStyle w:val="Heading2"/>
+      </w:pPr>
+      <w:r>
         <w:t>PR #702</w:t>
       </w:r>
     </w:p>
@@ -26843,6 +29311,441 @@
     <w:p>
       <w:r>
         <w:t>the PR description.</w:t>
+      </w:r>
+    </w:p>
+    <w:p>
+      <w:pPr>
+        <w:pStyle w:val="Heading2"/>
+      </w:pPr>
+      <w:r>
+        <w:t>PR #617 (follow-up)</w:t>
+      </w:r>
+    </w:p>
+    <w:p>
+      <w:r>
+        <w:t>https://github.com/kubeedge/ianvs/pull/617#pullrequestreview-5047339798</w:t>
+      </w:r>
+    </w:p>
+    <w:p>
+      <w:r>
+        <w:t xml:space="preserve">Follow-up to my earlier review: the claim I made statically — that the two </w:t>
+      </w:r>
+      <w:r>
+        <w:rPr>
+          <w:rFonts w:ascii="Consolas" w:hAnsi="Consolas"/>
+          <w:sz w:val="18"/>
+        </w:rPr>
+        <w:t>yaoba</w:t>
+      </w:r>
+    </w:p>
+    <w:p>
+      <w:r>
+        <w:t>Examples this PR retires are unrunnable and that nothing reports it — is now executed.</w:t>
+      </w:r>
+    </w:p>
+    <w:p>
+      <w:r>
+        <w:t xml:space="preserve">The validator that </w:t>
+      </w:r>
+      <w:r>
+        <w:rPr>
+          <w:b/>
+        </w:rPr>
+        <w:t>already ships on `main`</w:t>
+      </w:r>
+      <w:r>
+        <w:t xml:space="preserve"> at </w:t>
+      </w:r>
+      <w:r>
+        <w:rPr>
+          <w:rFonts w:ascii="Consolas" w:hAnsi="Consolas"/>
+          <w:sz w:val="18"/>
+        </w:rPr>
+        <w:t>37a9c60</w:t>
+      </w:r>
+    </w:p>
+    <w:p>
+      <w:r>
+        <w:t>(</w:t>
+      </w:r>
+      <w:r>
+        <w:rPr>
+          <w:rFonts w:ascii="Consolas" w:hAnsi="Consolas"/>
+          <w:sz w:val="18"/>
+        </w:rPr>
+        <w:t>.github/workflows/validator/</w:t>
+      </w:r>
+      <w:r>
+        <w:t>, merged via #771, wired into</w:t>
+      </w:r>
+    </w:p>
+    <w:p>
+      <w:r>
+        <w:rPr>
+          <w:rFonts w:ascii="Consolas" w:hAnsi="Consolas"/>
+          <w:sz w:val="18"/>
+        </w:rPr>
+        <w:t>static_code_requirement_cicd.yaml</w:t>
+      </w:r>
+      <w:r>
+        <w:t xml:space="preserve"> on </w:t>
+      </w:r>
+      <w:r>
+        <w:rPr>
+          <w:rFonts w:ascii="Consolas" w:hAnsi="Consolas"/>
+          <w:sz w:val="18"/>
+        </w:rPr>
+        <w:t>pull_request</w:t>
+      </w:r>
+      <w:r>
+        <w:t xml:space="preserve"> for </w:t>
+      </w:r>
+      <w:r>
+        <w:rPr>
+          <w:rFonts w:ascii="Consolas" w:hAnsi="Consolas"/>
+          <w:sz w:val="18"/>
+        </w:rPr>
+        <w:t>examples/**</w:t>
+      </w:r>
+      <w:r>
+        <w:t>), run unmodified:</w:t>
+      </w:r>
+    </w:p>
+    <w:p>
+      <w:pPr>
+        <w:spacing w:after="160"/>
+        <w:ind w:left="360"/>
+      </w:pPr>
+      <w:r>
+        <w:rPr>
+          <w:rFonts w:ascii="Consolas" w:hAnsi="Consolas"/>
+          <w:color w:val="223344"/>
+          <w:sz w:val="17"/>
+        </w:rPr>
+        <w:t xml:space="preserve">  [PASS] examples/yaoba/singletask_learning_boost        ERROR checks: none   WARNING: 1</w:t>
+        <w:br/>
+        <w:t xml:space="preserve">  [PASS] examples/yaoba/singletask_learning_yolox_tta    ERROR checks: none   WARNING: 2</w:t>
+        <w:br/>
+        <w:t xml:space="preserve">  [FAIL] examples/robot-cityscapes-synthia/...           ERROR: Repository path references exist</w:t>
+        <w:br/>
+        <w:t xml:space="preserve">  [FAIL] examples/MOT17/.../pedestrian_tracking (x2)     ERROR: Repository path references exist</w:t>
+        <w:br/>
+        <w:t xml:space="preserve">  [FAIL] examples/Cloud_Robotics/.../perception-reasoning ERROR: Repository path references exist</w:t>
+      </w:r>
+    </w:p>
+    <w:p>
+      <w:r>
+        <w:t xml:space="preserve">Both Examples this PR retires pass </w:t>
+      </w:r>
+      <w:r>
+        <w:rPr>
+          <w:b/>
+        </w:rPr>
+        <w:t>every check the project currently runs</w:t>
+      </w:r>
+      <w:r>
+        <w:t>, and neither</w:t>
+      </w:r>
+    </w:p>
+    <w:p>
+      <w:r>
+        <w:t xml:space="preserve">can execute: </w:t>
+      </w:r>
+      <w:r>
+        <w:rPr>
+          <w:rFonts w:ascii="Consolas" w:hAnsi="Consolas"/>
+          <w:sz w:val="18"/>
+        </w:rPr>
+        <w:t>algorithm.yaml</w:t>
+      </w:r>
+      <w:r>
+        <w:t xml:space="preserve"> declares </w:t>
+      </w:r>
+      <w:r>
+        <w:rPr>
+          <w:rFonts w:ascii="Consolas" w:hAnsi="Consolas"/>
+          <w:sz w:val="18"/>
+        </w:rPr>
+        <w:t>paradigm_type: "singletasklearning_acboost"</w:t>
+      </w:r>
+      <w:r>
+        <w:t xml:space="preserve"> and</w:t>
+      </w:r>
+    </w:p>
+    <w:p>
+      <w:r>
+        <w:rPr>
+          <w:rFonts w:ascii="Consolas" w:hAnsi="Consolas"/>
+          <w:sz w:val="18"/>
+        </w:rPr>
+        <w:t>"singletasklearning_tta"</w:t>
+      </w:r>
+      <w:r>
+        <w:t xml:space="preserve">, neither of which is a member of </w:t>
+      </w:r>
+      <w:r>
+        <w:rPr>
+          <w:rFonts w:ascii="Consolas" w:hAnsi="Consolas"/>
+          <w:sz w:val="18"/>
+        </w:rPr>
+        <w:t>ParadigmType</w:t>
+      </w:r>
+    </w:p>
+    <w:p>
+      <w:r>
+        <w:t>(</w:t>
+      </w:r>
+      <w:r>
+        <w:rPr>
+          <w:rFonts w:ascii="Consolas" w:hAnsi="Consolas"/>
+          <w:sz w:val="18"/>
+        </w:rPr>
+        <w:t>core/common/constant.py:33-44</w:t>
+      </w:r>
+      <w:r>
+        <w:t xml:space="preserve">), and dispatch in </w:t>
+      </w:r>
+      <w:r>
+        <w:rPr>
+          <w:rFonts w:ascii="Consolas" w:hAnsi="Consolas"/>
+          <w:sz w:val="18"/>
+        </w:rPr>
+        <w:t>base.py:95-152</w:t>
+      </w:r>
+      <w:r>
+        <w:t xml:space="preserve"> and</w:t>
+      </w:r>
+    </w:p>
+    <w:p>
+      <w:r>
+        <w:rPr>
+          <w:rFonts w:ascii="Consolas" w:hAnsi="Consolas"/>
+          <w:sz w:val="18"/>
+        </w:rPr>
+        <w:t>algorithm.py:109-127</w:t>
+      </w:r>
+      <w:r>
+        <w:t xml:space="preserve"> is a chain of </w:t>
+      </w:r>
+      <w:r>
+        <w:rPr>
+          <w:rFonts w:ascii="Consolas" w:hAnsi="Consolas"/>
+          <w:sz w:val="18"/>
+        </w:rPr>
+        <w:t>if</w:t>
+      </w:r>
+      <w:r>
+        <w:t xml:space="preserve"> comparisons with no </w:t>
+      </w:r>
+      <w:r>
+        <w:rPr>
+          <w:rFonts w:ascii="Consolas" w:hAnsi="Consolas"/>
+          <w:sz w:val="18"/>
+        </w:rPr>
+        <w:t>else</w:t>
+      </w:r>
+      <w:r>
+        <w:t xml:space="preserve"> — so the call returns</w:t>
+      </w:r>
+    </w:p>
+    <w:p>
+      <w:r>
+        <w:rPr>
+          <w:rFonts w:ascii="Consolas" w:hAnsi="Consolas"/>
+          <w:sz w:val="18"/>
+        </w:rPr>
+        <w:t>None</w:t>
+      </w:r>
+      <w:r>
+        <w:t xml:space="preserve"> with no exception and no log line.</w:t>
+      </w:r>
+    </w:p>
+    <w:p>
+      <w:r>
+        <w:t>The reason the validator cannot catch this is worth stating precisely: it resolves whether</w:t>
+      </w:r>
+    </w:p>
+    <w:p>
+      <w:r>
+        <w:t xml:space="preserve">config strings point at </w:t>
+      </w:r>
+      <w:r>
+        <w:rPr>
+          <w:b/>
+        </w:rPr>
+        <w:t>files that exist</w:t>
+      </w:r>
+      <w:r>
+        <w:t xml:space="preserve">, not whether config </w:t>
+      </w:r>
+      <w:r>
+        <w:rPr>
+          <w:b/>
+        </w:rPr>
+        <w:t>identifiers</w:t>
+      </w:r>
+      <w:r>
+        <w:t xml:space="preserve"> match</w:t>
+      </w:r>
+    </w:p>
+    <w:p>
+      <w:r>
+        <w:t xml:space="preserve">anything the code </w:t>
+      </w:r>
+      <w:r>
+        <w:rPr>
+          <w:b/>
+        </w:rPr>
+        <w:t>registers</w:t>
+      </w:r>
+      <w:r>
+        <w:t xml:space="preserve">. There are zero references to </w:t>
+      </w:r>
+      <w:r>
+        <w:rPr>
+          <w:rFonts w:ascii="Consolas" w:hAnsi="Consolas"/>
+          <w:sz w:val="18"/>
+        </w:rPr>
+        <w:t>ClassFactory</w:t>
+      </w:r>
+      <w:r>
+        <w:t xml:space="preserve">, </w:t>
+      </w:r>
+      <w:r>
+        <w:rPr>
+          <w:rFonts w:ascii="Consolas" w:hAnsi="Consolas"/>
+          <w:sz w:val="18"/>
+        </w:rPr>
+        <w:t>register</w:t>
+      </w:r>
+      <w:r>
+        <w:t>,</w:t>
+      </w:r>
+    </w:p>
+    <w:p>
+      <w:r>
+        <w:rPr>
+          <w:rFonts w:ascii="Consolas" w:hAnsi="Consolas"/>
+          <w:sz w:val="18"/>
+        </w:rPr>
+        <w:t>alias</w:t>
+      </w:r>
+      <w:r>
+        <w:t xml:space="preserve"> or </w:t>
+      </w:r>
+      <w:r>
+        <w:rPr>
+          <w:rFonts w:ascii="Consolas" w:hAnsi="Consolas"/>
+          <w:sz w:val="18"/>
+        </w:rPr>
+        <w:t>paradigm_type</w:t>
+      </w:r>
+      <w:r>
+        <w:t xml:space="preserve"> anywhere under </w:t>
+      </w:r>
+      <w:r>
+        <w:rPr>
+          <w:rFonts w:ascii="Consolas" w:hAnsi="Consolas"/>
+          <w:sz w:val="18"/>
+        </w:rPr>
+        <w:t>.github/workflows/validator/</w:t>
+      </w:r>
+      <w:r>
+        <w:t>.</w:t>
+      </w:r>
+    </w:p>
+    <w:p>
+      <w:r>
+        <w:t xml:space="preserve">This does not change my recommendation — </w:t>
+      </w:r>
+      <w:r>
+        <w:rPr>
+          <w:b/>
+        </w:rPr>
+        <w:t>accepted as it is</w:t>
+      </w:r>
+      <w:r>
+        <w:t>; the deleted files are</w:t>
+      </w:r>
+    </w:p>
+    <w:p>
+      <w:r>
+        <w:t xml:space="preserve">genuinely unreachable and they import upward from </w:t>
+      </w:r>
+      <w:r>
+        <w:rPr>
+          <w:rFonts w:ascii="Consolas" w:hAnsi="Consolas"/>
+          <w:sz w:val="18"/>
+        </w:rPr>
+        <w:t>examples.yaoba…</w:t>
+      </w:r>
+      <w:r>
+        <w:t xml:space="preserve"> into </w:t>
+      </w:r>
+      <w:r>
+        <w:rPr>
+          <w:rFonts w:ascii="Consolas" w:hAnsi="Consolas"/>
+          <w:sz w:val="18"/>
+        </w:rPr>
+        <w:t>core/</w:t>
+      </w:r>
+      <w:r>
+        <w:t>, which is</w:t>
+      </w:r>
+    </w:p>
+    <w:p>
+      <w:r>
+        <w:t>reason enough on its own. It sharpens the one request I made: because no check will ever</w:t>
+      </w:r>
+    </w:p>
+    <w:p>
+      <w:r>
+        <w:t>report these two Examples as broken, deleting their only implementation removes the last</w:t>
+      </w:r>
+    </w:p>
+    <w:p>
+      <w:r>
+        <w:t>trace that a decision was made. A line in the PR description saying which of the two</w:t>
+      </w:r>
+    </w:p>
+    <w:p>
+      <w:r>
+        <w:t xml:space="preserve">outcomes is intended — restore the </w:t>
+      </w:r>
+      <w:r>
+        <w:rPr>
+          <w:rFonts w:ascii="Consolas" w:hAnsi="Consolas"/>
+          <w:sz w:val="18"/>
+        </w:rPr>
+        <w:t>ParadigmType</w:t>
+      </w:r>
+      <w:r>
+        <w:t xml:space="preserve"> entries, or retire the Examples and mark</w:t>
+      </w:r>
+    </w:p>
+    <w:p>
+      <w:r>
+        <w:t>their READMEs — would be enough.</w:t>
+      </w:r>
+    </w:p>
+    <w:p>
+      <w:r>
+        <w:t xml:space="preserve">Reproduce: </w:t>
+      </w:r>
+      <w:r>
+        <w:rPr>
+          <w:rFonts w:ascii="Consolas" w:hAnsi="Consolas"/>
+          <w:sz w:val="18"/>
+        </w:rPr>
+        <w:t>python3 tools/run_shipped_validator.py ianvs</w:t>
+      </w:r>
+      <w:r>
+        <w:t xml:space="preserve"> —</w:t>
+      </w:r>
+    </w:p>
+    <w:p>
+      <w:r>
+        <w:t>https://github.com/henryng15/ianvs-lfx-pretest</w:t>
       </w:r>
     </w:p>
     <w:p>

--- a/submission/LFX-2026-Term3-Ianvs-Pretest-henryng15.docx
+++ b/submission/LFX-2026-Term3-Ianvs-Pretest-henryng15.docx
@@ -268,6 +268,20 @@
       </w:r>
       <w:r>
         <w:t xml:space="preserve"> https://github.com/kubeedge/ianvs/pull/617#pullrequestreview-5047339798</w:t>
+      </w:r>
+    </w:p>
+    <w:p>
+      <w:pPr>
+        <w:pStyle w:val="ListBullet"/>
+      </w:pPr>
+      <w:r>
+        <w:rPr>
+          <w:b/>
+        </w:rPr>
+        <w:t>Bonus #617 (correction):</w:t>
+      </w:r>
+      <w:r>
+        <w:t xml:space="preserve"> https://github.com/kubeedge/ianvs/pull/617#pullrequestreview-5047393734</w:t>
       </w:r>
     </w:p>
     <w:p>
@@ -9806,25 +9820,162 @@
         <w:rPr>
           <w:b/>
         </w:rPr>
+        <w:t>Also executed — a real Ianvs install and CLI run (added 2026-08-28).</w:t>
+      </w:r>
+      <w:r>
+        <w:t xml:space="preserve"> I installed the</w:t>
+      </w:r>
+    </w:p>
+    <w:p>
+      <w:r>
+        <w:t>framework (</w:t>
+      </w:r>
+      <w:r>
+        <w:rPr>
+          <w:rFonts w:ascii="Consolas" w:hAnsi="Consolas"/>
+          <w:sz w:val="18"/>
+        </w:rPr>
+        <w:t>pip install -r requirements.txt</w:t>
+      </w:r>
+      <w:r>
+        <w:t xml:space="preserve"> plus the bundled </w:t>
+      </w:r>
+      <w:r>
+        <w:rPr>
+          <w:rFonts w:ascii="Consolas" w:hAnsi="Consolas"/>
+          <w:sz w:val="18"/>
+        </w:rPr>
+        <w:t>sedna-0.6.0.1</w:t>
+      </w:r>
+      <w:r>
+        <w:t xml:space="preserve"> wheel) and</w:t>
+      </w:r>
+    </w:p>
+    <w:p>
+      <w:r>
+        <w:t xml:space="preserve">ran the CLI at </w:t>
+      </w:r>
+      <w:r>
+        <w:rPr>
+          <w:rFonts w:ascii="Consolas" w:hAnsi="Consolas"/>
+          <w:sz w:val="18"/>
+        </w:rPr>
+        <w:t>37a9c60</w:t>
+      </w:r>
+      <w:r>
+        <w:t>:</w:t>
+      </w:r>
+    </w:p>
+    <w:p>
+      <w:pPr>
+        <w:spacing w:after="160"/>
+        <w:ind w:left="360"/>
+      </w:pPr>
+      <w:r>
+        <w:rPr>
+          <w:rFonts w:ascii="Consolas" w:hAnsi="Consolas"/>
+          <w:color w:val="223344"/>
+          <w:sz w:val="17"/>
+        </w:rPr>
+        <w:t>$ python benchmarking.py -f examples/yaoba/singletask_learning_boost/benchmarkingjob.yaml</w:t>
+        <w:br/>
+        <w:t>exit code: 1</w:t>
+        <w:br/>
+        <w:t>RuntimeError: benchmarkingjob runs failed, error: prepare dataset failed,</w:t>
+        <w:br/>
+        <w:t>error: not one of train_index/train_data/train_data_info..</w:t>
+        <w:br/>
+        <w:br/>
+        <w:t>$ Algorithm(name=..., config=yaml2dict(".../yaoba/singletask_learning_boost/testalgorithms/algorithm.yaml"))</w:t>
+        <w:br/>
+        <w:t>ValueError: not support paradigm(singletasklearning_acboost).</w:t>
+        <w:br/>
+        <w:t xml:space="preserve">  the following paradigms can be selected: ['singletasklearning', 'incrementallearning', ...]</w:t>
+      </w:r>
+    </w:p>
+    <w:p>
+      <w:r>
+        <w:t xml:space="preserve">Reproduce: </w:t>
+      </w:r>
+      <w:r>
+        <w:rPr>
+          <w:rFonts w:ascii="Consolas" w:hAnsi="Consolas"/>
+          <w:sz w:val="18"/>
+        </w:rPr>
+        <w:t>python3 tools/probe_paradigm_runtime.py ianvs</w:t>
+      </w:r>
+      <w:r>
+        <w:t>.</w:t>
+      </w:r>
+    </w:p>
+    <w:p>
+      <w:r>
+        <w:t xml:space="preserve">This run corrected a claim I had made from static reading — Core validates </w:t>
+      </w:r>
+      <w:r>
+        <w:rPr>
+          <w:rFonts w:ascii="Consolas" w:hAnsi="Consolas"/>
+          <w:sz w:val="18"/>
+        </w:rPr>
+        <w:t>paradigm_type</w:t>
+      </w:r>
+    </w:p>
+    <w:p>
+      <w:r>
+        <w:t>loudly rather than silently — and the correction is recorded in the Bonus, Task 3 and Task</w:t>
+      </w:r>
+    </w:p>
+    <w:p>
+      <w:r>
+        <w:t xml:space="preserve">4 comments rather than quietly edited away. It also establishes that the two </w:t>
+      </w:r>
+      <w:r>
+        <w:rPr>
+          <w:rFonts w:ascii="Consolas" w:hAnsi="Consolas"/>
+          <w:sz w:val="18"/>
+        </w:rPr>
+        <w:t>yaoba</w:t>
+      </w:r>
+    </w:p>
+    <w:p>
+      <w:r>
+        <w:t xml:space="preserve">Examples fail at two independent points, and that the CI validator on </w:t>
+      </w:r>
+      <w:r>
+        <w:rPr>
+          <w:rFonts w:ascii="Consolas" w:hAnsi="Consolas"/>
+          <w:sz w:val="18"/>
+        </w:rPr>
+        <w:t>main</w:t>
+      </w:r>
+      <w:r>
+        <w:t xml:space="preserve"> passes them</w:t>
+      </w:r>
+    </w:p>
+    <w:p>
+      <w:r>
+        <w:t>both regardless.</w:t>
+      </w:r>
+    </w:p>
+    <w:p>
+      <w:r>
+        <w:rPr>
+          <w:b/>
+        </w:rPr>
         <w:t>Not executed, and why.</w:t>
       </w:r>
       <w:r>
-        <w:t xml:space="preserve"> No end-to-end </w:t>
-      </w:r>
-      <w:r>
-        <w:rPr>
-          <w:rFonts w:ascii="Consolas" w:hAnsi="Consolas"/>
-          <w:sz w:val="18"/>
-        </w:rPr>
-        <w:t>ianvs -f benchmarkingjob.yaml</w:t>
-      </w:r>
-      <w:r>
-        <w:t xml:space="preserve"> run is claimed</w:t>
-      </w:r>
-    </w:p>
-    <w:p>
-      <w:r>
-        <w:t>for any affected Example. Concretely:</w:t>
+        <w:t xml:space="preserve"> No end-to-end benchmark *result* is claimed for any affected</w:t>
+      </w:r>
+    </w:p>
+    <w:p>
+      <w:r>
+        <w:t>Example — every run above terminates at a configuration or dataset error rather than</w:t>
+      </w:r>
+    </w:p>
+    <w:p>
+      <w:r>
+        <w:t>producing a leaderboard. Concretely:</w:t>
       </w:r>
     </w:p>
     <w:tbl>
@@ -15925,29 +16076,68 @@
     </w:p>
     <w:p>
       <w:r>
-        <w:t xml:space="preserve">runs while being unable to execute at all.** Dispatch in </w:t>
-      </w:r>
-      <w:r>
-        <w:rPr>
-          <w:rFonts w:ascii="Consolas" w:hAnsi="Consolas"/>
-          <w:sz w:val="18"/>
-        </w:rPr>
-        <w:t>base.py:95-152</w:t>
-      </w:r>
-      <w:r>
-        <w:t xml:space="preserve"> and</w:t>
-      </w:r>
-    </w:p>
-    <w:p>
-      <w:r>
-        <w:rPr>
-          <w:rFonts w:ascii="Consolas" w:hAnsi="Consolas"/>
-          <w:sz w:val="18"/>
-        </w:rPr>
-        <w:t>algorithm.py:109-127</w:t>
-      </w:r>
-      <w:r>
-        <w:t xml:space="preserve"> has no </w:t>
+        <w:t>runs while being unable to execute at all.** Core itself raises on this (</w:t>
+      </w:r>
+      <w:r>
+        <w:rPr>
+          <w:rFonts w:ascii="Consolas" w:hAnsi="Consolas"/>
+          <w:sz w:val="18"/>
+        </w:rPr>
+        <w:t>algorithm.py:140-143</w:t>
+      </w:r>
+      <w:r>
+        <w:t>); see the second correction below.</w:t>
+      </w:r>
+    </w:p>
+    <w:p>
+      <w:r>
+        <w:t>So the revised boundary claim is narrower and stands on executed evidence: **Core should</w:t>
+      </w:r>
+    </w:p>
+    <w:p>
+      <w:r>
+        <w:t>expose what it *would* resolve — the registration keys and the paradigm dispatch table —</w:t>
+      </w:r>
+    </w:p>
+    <w:p>
+      <w:r>
+        <w:t>so the existing validator can check identifiers as well as paths.** That is Step 1 of §3.4</w:t>
+      </w:r>
+    </w:p>
+    <w:p>
+      <w:r>
+        <w:t>unchanged; only Step 2's framing was wrong.</w:t>
+      </w:r>
+    </w:p>
+    <w:p>
+      <w:pPr>
+        <w:jc w:val="center"/>
+      </w:pPr>
+      <w:r>
+        <w:t>______________________________________________________________________________</w:t>
+      </w:r>
+    </w:p>
+    <w:p>
+      <w:pPr>
+        <w:pStyle w:val="Heading2"/>
+      </w:pPr>
+      <w:r>
+        <w:t>Second correction — posted 2026-08-28, after installing Ianvs and running it</w:t>
+      </w:r>
+    </w:p>
+    <w:p>
+      <w:r>
+        <w:t>**I got the mechanism wrong in the update above, and I am fixing it with an executed run</w:t>
+      </w:r>
+    </w:p>
+    <w:p>
+      <w:r>
+        <w:t>rather than another static reading.**</w:t>
+      </w:r>
+    </w:p>
+    <w:p>
+      <w:r>
+        <w:t xml:space="preserve">I wrote that dispatch "has no </w:t>
       </w:r>
       <w:r>
         <w:rPr>
@@ -15957,7 +16147,40 @@
         <w:t>else</w:t>
       </w:r>
       <w:r>
-        <w:t xml:space="preserve">, so an unknown </w:t>
+        <w:t xml:space="preserve">, so the call returns </w:t>
+      </w:r>
+      <w:r>
+        <w:rPr>
+          <w:rFonts w:ascii="Consolas" w:hAnsi="Consolas"/>
+          <w:sz w:val="18"/>
+        </w:rPr>
+        <w:t>None</w:t>
+      </w:r>
+      <w:r>
+        <w:t xml:space="preserve"> — no exception, no log</w:t>
+      </w:r>
+    </w:p>
+    <w:p>
+      <w:r>
+        <w:t xml:space="preserve">line, no validation at config-parse time." </w:t>
+      </w:r>
+      <w:r>
+        <w:rPr>
+          <w:b/>
+        </w:rPr>
+        <w:t>That is false.</w:t>
+      </w:r>
+    </w:p>
+    <w:p>
+      <w:r>
+        <w:rPr>
+          <w:rFonts w:ascii="Consolas" w:hAnsi="Consolas"/>
+          <w:sz w:val="18"/>
+        </w:rPr>
+        <w:t>core/testcasecontroller/algorithm/algorithm.py:140-143</w:t>
+      </w:r>
+      <w:r>
+        <w:t xml:space="preserve"> validates </w:t>
       </w:r>
       <w:r>
         <w:rPr>
@@ -15967,39 +16190,532 @@
         <w:t>paradigm_type</w:t>
       </w:r>
       <w:r>
-        <w:t xml:space="preserve"> returns </w:t>
-      </w:r>
-      <w:r>
-        <w:rPr>
-          <w:rFonts w:ascii="Consolas" w:hAnsi="Consolas"/>
-          <w:sz w:val="18"/>
-        </w:rPr>
-        <w:t>None</w:t>
-      </w:r>
-    </w:p>
-    <w:p>
-      <w:r>
-        <w:t>silently.</w:t>
-      </w:r>
-    </w:p>
-    <w:p>
-      <w:r>
-        <w:t>So the revised boundary claim is narrower and stands on executed evidence: **Core should</w:t>
-      </w:r>
-    </w:p>
-    <w:p>
-      <w:r>
-        <w:t>expose what it *would* resolve — the registration keys and the paradigm dispatch table —</w:t>
-      </w:r>
-    </w:p>
-    <w:p>
-      <w:r>
-        <w:t>so the existing validator can check identifiers as well as paths.** That is Step 1 of §3.4</w:t>
-      </w:r>
-    </w:p>
-    <w:p>
-      <w:r>
-        <w:t>unchanged; only Step 2's framing was wrong.</w:t>
+        <w:t xml:space="preserve"> against</w:t>
+      </w:r>
+    </w:p>
+    <w:p>
+      <w:r>
+        <w:t xml:space="preserve">the enum and raises. It is called from </w:t>
+      </w:r>
+      <w:r>
+        <w:rPr>
+          <w:rFonts w:ascii="Consolas" w:hAnsi="Consolas"/>
+          <w:sz w:val="18"/>
+        </w:rPr>
+        <w:t>_parse_config</w:t>
+      </w:r>
+      <w:r>
+        <w:t xml:space="preserve"> at line 167, long before the</w:t>
+      </w:r>
+    </w:p>
+    <w:p>
+      <w:r>
+        <w:t>dispatch chain I was reading is reached.</w:t>
+      </w:r>
+    </w:p>
+    <w:p>
+      <w:r>
+        <w:t>Installed Ianvs (</w:t>
+      </w:r>
+      <w:r>
+        <w:rPr>
+          <w:rFonts w:ascii="Consolas" w:hAnsi="Consolas"/>
+          <w:sz w:val="18"/>
+        </w:rPr>
+        <w:t>pip install -r requirements.txt</w:t>
+      </w:r>
+      <w:r>
+        <w:t xml:space="preserve"> plus the bundled</w:t>
+      </w:r>
+    </w:p>
+    <w:p>
+      <w:r>
+        <w:rPr>
+          <w:rFonts w:ascii="Consolas" w:hAnsi="Consolas"/>
+          <w:sz w:val="18"/>
+        </w:rPr>
+        <w:t>sedna-0.6.0.1</w:t>
+      </w:r>
+      <w:r>
+        <w:t xml:space="preserve"> wheel) and ran it:</w:t>
+      </w:r>
+    </w:p>
+    <w:p>
+      <w:pPr>
+        <w:spacing w:after="160"/>
+        <w:ind w:left="360"/>
+      </w:pPr>
+      <w:r>
+        <w:rPr>
+          <w:rFonts w:ascii="Consolas" w:hAnsi="Consolas"/>
+          <w:color w:val="223344"/>
+          <w:sz w:val="17"/>
+        </w:rPr>
+        <w:t>ianvs commit under test: 37a9c60</w:t>
+        <w:br/>
+        <w:br/>
+        <w:t>1. ianvs CLI on examples/yaoba/singletask_learning_boost</w:t>
+        <w:br/>
+        <w:t xml:space="preserve">   exit code: 1</w:t>
+        <w:br/>
+        <w:t xml:space="preserve">   RuntimeError: benchmarkingjob runs failed, error: prepare dataset failed,</w:t>
+        <w:br/>
+        <w:t xml:space="preserve">   error: not one of train_index/train_data/train_data_info..</w:t>
+        <w:br/>
+        <w:br/>
+        <w:t>2. Algorithm(...) -- where paradigm_type is validated</w:t>
+        <w:br/>
+        <w:t xml:space="preserve">   yaoba acboost: paradigm_type='singletasklearning_acboost'</w:t>
+        <w:br/>
+        <w:t xml:space="preserve">      -&gt; ValueError: not support paradigm(singletasklearning_acboost).</w:t>
+        <w:br/>
+        <w:t xml:space="preserve">         the following paradigms can be selected: ['singletasklearning', ...]</w:t>
+        <w:br/>
+        <w:t xml:space="preserve">   yaoba tta:     paradigm_type='singletasklearning_tta'</w:t>
+        <w:br/>
+        <w:t xml:space="preserve">      -&gt; ValueError: not support paradigm(singletasklearning_tta). ...</w:t>
+        <w:br/>
+        <w:t xml:space="preserve">   valid control: paradigm_type='singletasklearning'</w:t>
+        <w:br/>
+        <w:t xml:space="preserve">      -&gt; constructed, no error</w:t>
+      </w:r>
+    </w:p>
+    <w:p>
+      <w:r>
+        <w:t xml:space="preserve">Reproduce: </w:t>
+      </w:r>
+      <w:r>
+        <w:rPr>
+          <w:rFonts w:ascii="Consolas" w:hAnsi="Consolas"/>
+          <w:sz w:val="18"/>
+        </w:rPr>
+        <w:t>python3 tools/probe_paradigm_runtime.py ianvs</w:t>
+      </w:r>
+      <w:r>
+        <w:t>.</w:t>
+      </w:r>
+    </w:p>
+    <w:p>
+      <w:r>
+        <w:rPr>
+          <w:b/>
+        </w:rPr>
+        <w:t>Corrected statement of the finding.</w:t>
+      </w:r>
+      <w:r>
+        <w:t xml:space="preserve"> Two things I claimed are confirmed, one is retracted:</w:t>
+      </w:r>
+    </w:p>
+    <w:tbl>
+      <w:tblPr>
+        <w:tblStyle w:val="LightGrid-Accent1"/>
+        <w:tblW w:type="auto" w:w="0"/>
+        <w:tblLook w:firstColumn="1" w:firstRow="1" w:lastColumn="0" w:lastRow="0" w:noHBand="0" w:noVBand="1" w:val="04A0"/>
+      </w:tblPr>
+      <w:tblGrid>
+        <w:gridCol w:w="4320"/>
+        <w:gridCol w:w="4320"/>
+      </w:tblGrid>
+      <w:tr>
+        <w:tc>
+          <w:tcPr>
+            <w:tcW w:type="dxa" w:w="4320"/>
+          </w:tcPr>
+          <w:p>
+            <w:pPr>
+              <w:spacing w:after="40"/>
+            </w:pPr>
+            <w:r>
+              <w:rPr>
+                <w:b/>
+                <w:sz w:val="17"/>
+              </w:rPr>
+            </w:r>
+            <w:r>
+              <w:rPr>
+                <w:b/>
+                <w:sz w:val="17"/>
+              </w:rPr>
+              <w:t>Claim</w:t>
+            </w:r>
+          </w:p>
+        </w:tc>
+        <w:tc>
+          <w:tcPr>
+            <w:tcW w:type="dxa" w:w="4320"/>
+          </w:tcPr>
+          <w:p>
+            <w:pPr>
+              <w:spacing w:after="40"/>
+            </w:pPr>
+            <w:r>
+              <w:rPr>
+                <w:b/>
+                <w:sz w:val="17"/>
+              </w:rPr>
+            </w:r>
+            <w:r>
+              <w:rPr>
+                <w:b/>
+                <w:sz w:val="17"/>
+              </w:rPr>
+              <w:t>Verdict</w:t>
+            </w:r>
+          </w:p>
+        </w:tc>
+      </w:tr>
+      <w:tr>
+        <w:tc>
+          <w:tcPr>
+            <w:tcW w:type="dxa" w:w="4320"/>
+          </w:tcPr>
+          <w:p>
+            <w:pPr>
+              <w:spacing w:after="40"/>
+            </w:pPr>
+            <w:r>
+              <w:rPr>
+                <w:sz w:val="17"/>
+              </w:rPr>
+            </w:r>
+            <w:r>
+              <w:rPr>
+                <w:sz w:val="17"/>
+              </w:rPr>
+              <w:t xml:space="preserve">Both </w:t>
+            </w:r>
+            <w:r>
+              <w:rPr>
+                <w:rFonts w:ascii="Consolas" w:hAnsi="Consolas"/>
+                <w:sz w:val="17"/>
+              </w:rPr>
+              <w:t>yaoba</w:t>
+            </w:r>
+            <w:r>
+              <w:rPr>
+                <w:sz w:val="17"/>
+              </w:rPr>
+              <w:t xml:space="preserve"> Examples are unrunnable</w:t>
+            </w:r>
+          </w:p>
+        </w:tc>
+        <w:tc>
+          <w:tcPr>
+            <w:tcW w:type="dxa" w:w="4320"/>
+          </w:tcPr>
+          <w:p>
+            <w:pPr>
+              <w:spacing w:after="40"/>
+            </w:pPr>
+            <w:r>
+              <w:rPr>
+                <w:sz w:val="17"/>
+              </w:rPr>
+            </w:r>
+            <w:r>
+              <w:rPr>
+                <w:b/>
+                <w:sz w:val="17"/>
+              </w:rPr>
+              <w:t>confirmed</w:t>
+            </w:r>
+            <w:r>
+              <w:rPr>
+                <w:sz w:val="17"/>
+              </w:rPr>
+              <w:t xml:space="preserve"> — the CLI exits 1, and </w:t>
+            </w:r>
+            <w:r>
+              <w:rPr>
+                <w:rFonts w:ascii="Consolas" w:hAnsi="Consolas"/>
+                <w:sz w:val="17"/>
+              </w:rPr>
+              <w:t>Algorithm(...)</w:t>
+            </w:r>
+            <w:r>
+              <w:rPr>
+                <w:sz w:val="17"/>
+              </w:rPr>
+              <w:t xml:space="preserve"> raises on the paradigm</w:t>
+            </w:r>
+          </w:p>
+        </w:tc>
+      </w:tr>
+      <w:tr>
+        <w:tc>
+          <w:tcPr>
+            <w:tcW w:type="dxa" w:w="4320"/>
+          </w:tcPr>
+          <w:p>
+            <w:pPr>
+              <w:spacing w:after="40"/>
+            </w:pPr>
+            <w:r>
+              <w:rPr>
+                <w:sz w:val="17"/>
+              </w:rPr>
+            </w:r>
+            <w:r>
+              <w:rPr>
+                <w:sz w:val="17"/>
+              </w:rPr>
+              <w:t xml:space="preserve">The shipped CI validator reports </w:t>
+            </w:r>
+            <w:r>
+              <w:rPr>
+                <w:b/>
+                <w:sz w:val="17"/>
+              </w:rPr>
+              <w:t>PASS</w:t>
+            </w:r>
+            <w:r>
+              <w:rPr>
+                <w:sz w:val="17"/>
+              </w:rPr>
+              <w:t xml:space="preserve"> for both</w:t>
+            </w:r>
+          </w:p>
+        </w:tc>
+        <w:tc>
+          <w:tcPr>
+            <w:tcW w:type="dxa" w:w="4320"/>
+          </w:tcPr>
+          <w:p>
+            <w:pPr>
+              <w:spacing w:after="40"/>
+            </w:pPr>
+            <w:r>
+              <w:rPr>
+                <w:sz w:val="17"/>
+              </w:rPr>
+            </w:r>
+            <w:r>
+              <w:rPr>
+                <w:b/>
+                <w:sz w:val="17"/>
+              </w:rPr>
+              <w:t>confirmed</w:t>
+            </w:r>
+          </w:p>
+        </w:tc>
+      </w:tr>
+      <w:tr>
+        <w:tc>
+          <w:tcPr>
+            <w:tcW w:type="dxa" w:w="4320"/>
+          </w:tcPr>
+          <w:p>
+            <w:pPr>
+              <w:spacing w:after="40"/>
+            </w:pPr>
+            <w:r>
+              <w:rPr>
+                <w:sz w:val="17"/>
+              </w:rPr>
+            </w:r>
+            <w:r>
+              <w:rPr>
+                <w:sz w:val="17"/>
+              </w:rPr>
+              <w:t xml:space="preserve">Core validates </w:t>
+            </w:r>
+            <w:r>
+              <w:rPr>
+                <w:rFonts w:ascii="Consolas" w:hAnsi="Consolas"/>
+                <w:sz w:val="17"/>
+              </w:rPr>
+              <w:t>paradigm_type</w:t>
+            </w:r>
+            <w:r>
+              <w:rPr>
+                <w:sz w:val="17"/>
+              </w:rPr>
+              <w:t xml:space="preserve"> silently / returns </w:t>
+            </w:r>
+            <w:r>
+              <w:rPr>
+                <w:rFonts w:ascii="Consolas" w:hAnsi="Consolas"/>
+                <w:sz w:val="17"/>
+              </w:rPr>
+              <w:t>None</w:t>
+            </w:r>
+          </w:p>
+        </w:tc>
+        <w:tc>
+          <w:tcPr>
+            <w:tcW w:type="dxa" w:w="4320"/>
+          </w:tcPr>
+          <w:p>
+            <w:pPr>
+              <w:spacing w:after="40"/>
+            </w:pPr>
+            <w:r>
+              <w:rPr>
+                <w:sz w:val="17"/>
+              </w:rPr>
+            </w:r>
+            <w:r>
+              <w:rPr>
+                <w:b/>
+                <w:sz w:val="17"/>
+              </w:rPr>
+              <w:t>RETRACTED — Core validates it correctly and loudly</w:t>
+            </w:r>
+          </w:p>
+        </w:tc>
+      </w:tr>
+    </w:tbl>
+    <w:p/>
+    <w:p>
+      <w:r>
+        <w:t>The run also shows the Examples fail *even earlier* than the paradigm check, at dataset</w:t>
+      </w:r>
+    </w:p>
+    <w:p>
+      <w:r>
+        <w:t>preparation (</w:t>
+      </w:r>
+      <w:r>
+        <w:rPr>
+          <w:rFonts w:ascii="Consolas" w:hAnsi="Consolas"/>
+          <w:sz w:val="18"/>
+        </w:rPr>
+        <w:t>not one of train_index/train_data/train_data_info</w:t>
+      </w:r>
+      <w:r>
+        <w:t>), so they are broken in at</w:t>
+      </w:r>
+    </w:p>
+    <w:p>
+      <w:r>
+        <w:t>least two independent ways.</w:t>
+      </w:r>
+    </w:p>
+    <w:p>
+      <w:r>
+        <w:rPr>
+          <w:b/>
+        </w:rPr>
+        <w:t>What the finding actually is, now that it is measured.</w:t>
+      </w:r>
+      <w:r>
+        <w:t xml:space="preserve"> The gap is not that Ianvs fails</w:t>
+      </w:r>
+    </w:p>
+    <w:p>
+      <w:r>
+        <w:t>to validate identifiers — Core validates them, with a good error message that even lists</w:t>
+      </w:r>
+    </w:p>
+    <w:p>
+      <w:r>
+        <w:t>the valid values. The gap is that **CI and Core validate different things, and CI's set is</w:t>
+      </w:r>
+    </w:p>
+    <w:p>
+      <w:r>
+        <w:t xml:space="preserve">the smaller one.** </w:t>
+      </w:r>
+      <w:r>
+        <w:rPr>
+          <w:rFonts w:ascii="Consolas" w:hAnsi="Consolas"/>
+          <w:sz w:val="18"/>
+        </w:rPr>
+        <w:t>ParadigmType</w:t>
+      </w:r>
+      <w:r>
+        <w:t xml:space="preserve"> is right there in </w:t>
+      </w:r>
+      <w:r>
+        <w:rPr>
+          <w:rFonts w:ascii="Consolas" w:hAnsi="Consolas"/>
+          <w:sz w:val="18"/>
+        </w:rPr>
+        <w:t>core/common/constant.py</w:t>
+      </w:r>
+      <w:r>
+        <w:t>; the</w:t>
+      </w:r>
+    </w:p>
+    <w:p>
+      <w:r>
+        <w:t xml:space="preserve">validator under </w:t>
+      </w:r>
+      <w:r>
+        <w:rPr>
+          <w:rFonts w:ascii="Consolas" w:hAnsi="Consolas"/>
+          <w:sz w:val="18"/>
+        </w:rPr>
+        <w:t>.github/workflows/validator/</w:t>
+      </w:r>
+      <w:r>
+        <w:t xml:space="preserve"> never consults it, so two Examples pass</w:t>
+      </w:r>
+    </w:p>
+    <w:p>
+      <w:r>
+        <w:t>every check the project runs and fail immediately when actually executed.</w:t>
+      </w:r>
+    </w:p>
+    <w:p>
+      <w:r>
+        <w:t>That is a narrower claim than the one I published, and it is a better one: it names the</w:t>
+      </w:r>
+    </w:p>
+    <w:p>
+      <w:r>
+        <w:t>information that already exists in the tree and is simply not wired into the check. It is</w:t>
+      </w:r>
+    </w:p>
+    <w:p>
+      <w:r>
+        <w:t>also exactly Step 1 of my Task 3 repair strategy — have Core expose what it would resolve,</w:t>
+      </w:r>
+    </w:p>
+    <w:p>
+      <w:r>
+        <w:t>so the existing validator can consult it — which I can now say is a small change rather</w:t>
+      </w:r>
+    </w:p>
+    <w:p>
+      <w:r>
+        <w:t>than a new subsystem.</w:t>
+      </w:r>
+    </w:p>
+    <w:p>
+      <w:r>
+        <w:rPr>
+          <w:b/>
+        </w:rPr>
+        <w:t>On my own method, again.</w:t>
+      </w:r>
+      <w:r>
+        <w:t xml:space="preserve"> This is my second correction on this submission. Both came</w:t>
+      </w:r>
+    </w:p>
+    <w:p>
+      <w:r>
+        <w:t>from the same habit: reading a dispatch chain and inferring behaviour instead of running</w:t>
+      </w:r>
+    </w:p>
+    <w:p>
+      <w:r>
+        <w:t>it. The first correction I found by reading someone else's review; this one I found by</w:t>
+      </w:r>
+    </w:p>
+    <w:p>
+      <w:r>
+        <w:t>finally installing the framework. The submission's own thesis is that unvalidated</w:t>
+      </w:r>
+    </w:p>
+    <w:p>
+      <w:r>
+        <w:t>declarations drift until something executes them — which turns out to apply to my</w:t>
+      </w:r>
+    </w:p>
+    <w:p>
+      <w:r>
+        <w:t>analysis as well as to the repository's configs.</w:t>
       </w:r>
     </w:p>
     <w:p>
@@ -23443,6 +24159,228 @@
         <w:t>.github/workflows/validator/</w:t>
       </w:r>
       <w:r>
+        <w:t>. (See the second correction below</w:t>
+      </w:r>
+    </w:p>
+    <w:p>
+      <w:r>
+        <w:t>for what Core itself does check.)</w:t>
+      </w:r>
+    </w:p>
+    <w:p>
+      <w:r>
+        <w:rPr>
+          <w:b/>
+        </w:rPr>
+        <w:t>A note on my own method.</w:t>
+      </w:r>
+      <w:r>
+        <w:t xml:space="preserve"> I built a prior-art map over 86 Discussions and every open</w:t>
+      </w:r>
+    </w:p>
+    <w:p>
+      <w:r>
+        <w:t>target, and still missed a validator sitting in the tree I had checked out. The failure is</w:t>
+      </w:r>
+    </w:p>
+    <w:p>
+      <w:r>
+        <w:t>instructive for this submission's own thesis: I searched for *proposals* in the PR queue</w:t>
+      </w:r>
+    </w:p>
+    <w:p>
+      <w:r>
+        <w:t>and did not check what had already *merged*. Recording it here because a verification</w:t>
+      </w:r>
+    </w:p>
+    <w:p>
+      <w:r>
+        <w:t>boundary is worth nothing if it only covers the checks that happened to be run.</w:t>
+      </w:r>
+    </w:p>
+    <w:p>
+      <w:pPr>
+        <w:jc w:val="center"/>
+      </w:pPr>
+      <w:r>
+        <w:t>______________________________________________________________________________</w:t>
+      </w:r>
+    </w:p>
+    <w:p>
+      <w:pPr>
+        <w:pStyle w:val="Heading2"/>
+      </w:pPr>
+      <w:r>
+        <w:t>Second correction — posted 2026-08-28, after installing Ianvs and running it</w:t>
+      </w:r>
+    </w:p>
+    <w:p>
+      <w:r>
+        <w:t>**I got the mechanism wrong in the update above, and I am fixing it with an executed run</w:t>
+      </w:r>
+    </w:p>
+    <w:p>
+      <w:r>
+        <w:t>rather than another static reading.**</w:t>
+      </w:r>
+    </w:p>
+    <w:p>
+      <w:r>
+        <w:t xml:space="preserve">I wrote that dispatch "has no </w:t>
+      </w:r>
+      <w:r>
+        <w:rPr>
+          <w:rFonts w:ascii="Consolas" w:hAnsi="Consolas"/>
+          <w:sz w:val="18"/>
+        </w:rPr>
+        <w:t>else</w:t>
+      </w:r>
+      <w:r>
+        <w:t xml:space="preserve">, so the call returns </w:t>
+      </w:r>
+      <w:r>
+        <w:rPr>
+          <w:rFonts w:ascii="Consolas" w:hAnsi="Consolas"/>
+          <w:sz w:val="18"/>
+        </w:rPr>
+        <w:t>None</w:t>
+      </w:r>
+      <w:r>
+        <w:t xml:space="preserve"> — no exception, no log</w:t>
+      </w:r>
+    </w:p>
+    <w:p>
+      <w:r>
+        <w:t xml:space="preserve">line, no validation at config-parse time." </w:t>
+      </w:r>
+      <w:r>
+        <w:rPr>
+          <w:b/>
+        </w:rPr>
+        <w:t>That is false.</w:t>
+      </w:r>
+    </w:p>
+    <w:p>
+      <w:r>
+        <w:rPr>
+          <w:rFonts w:ascii="Consolas" w:hAnsi="Consolas"/>
+          <w:sz w:val="18"/>
+        </w:rPr>
+        <w:t>core/testcasecontroller/algorithm/algorithm.py:140-143</w:t>
+      </w:r>
+      <w:r>
+        <w:t xml:space="preserve"> validates </w:t>
+      </w:r>
+      <w:r>
+        <w:rPr>
+          <w:rFonts w:ascii="Consolas" w:hAnsi="Consolas"/>
+          <w:sz w:val="18"/>
+        </w:rPr>
+        <w:t>paradigm_type</w:t>
+      </w:r>
+      <w:r>
+        <w:t xml:space="preserve"> against</w:t>
+      </w:r>
+    </w:p>
+    <w:p>
+      <w:r>
+        <w:t xml:space="preserve">the enum and raises. It is called from </w:t>
+      </w:r>
+      <w:r>
+        <w:rPr>
+          <w:rFonts w:ascii="Consolas" w:hAnsi="Consolas"/>
+          <w:sz w:val="18"/>
+        </w:rPr>
+        <w:t>_parse_config</w:t>
+      </w:r>
+      <w:r>
+        <w:t xml:space="preserve"> at line 167, long before the</w:t>
+      </w:r>
+    </w:p>
+    <w:p>
+      <w:r>
+        <w:t>dispatch chain I was reading is reached.</w:t>
+      </w:r>
+    </w:p>
+    <w:p>
+      <w:r>
+        <w:t>Installed Ianvs (</w:t>
+      </w:r>
+      <w:r>
+        <w:rPr>
+          <w:rFonts w:ascii="Consolas" w:hAnsi="Consolas"/>
+          <w:sz w:val="18"/>
+        </w:rPr>
+        <w:t>pip install -r requirements.txt</w:t>
+      </w:r>
+      <w:r>
+        <w:t xml:space="preserve"> plus the bundled</w:t>
+      </w:r>
+    </w:p>
+    <w:p>
+      <w:r>
+        <w:rPr>
+          <w:rFonts w:ascii="Consolas" w:hAnsi="Consolas"/>
+          <w:sz w:val="18"/>
+        </w:rPr>
+        <w:t>sedna-0.6.0.1</w:t>
+      </w:r>
+      <w:r>
+        <w:t xml:space="preserve"> wheel) and ran it:</w:t>
+      </w:r>
+    </w:p>
+    <w:p>
+      <w:pPr>
+        <w:spacing w:after="160"/>
+        <w:ind w:left="360"/>
+      </w:pPr>
+      <w:r>
+        <w:rPr>
+          <w:rFonts w:ascii="Consolas" w:hAnsi="Consolas"/>
+          <w:color w:val="223344"/>
+          <w:sz w:val="17"/>
+        </w:rPr>
+        <w:t>ianvs commit under test: 37a9c60</w:t>
+        <w:br/>
+        <w:br/>
+        <w:t>1. ianvs CLI on examples/yaoba/singletask_learning_boost</w:t>
+        <w:br/>
+        <w:t xml:space="preserve">   exit code: 1</w:t>
+        <w:br/>
+        <w:t xml:space="preserve">   RuntimeError: benchmarkingjob runs failed, error: prepare dataset failed,</w:t>
+        <w:br/>
+        <w:t xml:space="preserve">   error: not one of train_index/train_data/train_data_info..</w:t>
+        <w:br/>
+        <w:br/>
+        <w:t>2. Algorithm(...) -- where paradigm_type is validated</w:t>
+        <w:br/>
+        <w:t xml:space="preserve">   yaoba acboost: paradigm_type='singletasklearning_acboost'</w:t>
+        <w:br/>
+        <w:t xml:space="preserve">      -&gt; ValueError: not support paradigm(singletasklearning_acboost).</w:t>
+        <w:br/>
+        <w:t xml:space="preserve">         the following paradigms can be selected: ['singletasklearning', ...]</w:t>
+        <w:br/>
+        <w:t xml:space="preserve">   yaoba tta:     paradigm_type='singletasklearning_tta'</w:t>
+        <w:br/>
+        <w:t xml:space="preserve">      -&gt; ValueError: not support paradigm(singletasklearning_tta). ...</w:t>
+        <w:br/>
+        <w:t xml:space="preserve">   valid control: paradigm_type='singletasklearning'</w:t>
+        <w:br/>
+        <w:t xml:space="preserve">      -&gt; constructed, no error</w:t>
+      </w:r>
+    </w:p>
+    <w:p>
+      <w:r>
+        <w:t xml:space="preserve">Reproduce: </w:t>
+      </w:r>
+      <w:r>
+        <w:rPr>
+          <w:rFonts w:ascii="Consolas" w:hAnsi="Consolas"/>
+          <w:sz w:val="18"/>
+        </w:rPr>
+        <w:t>python3 tools/probe_paradigm_runtime.py ianvs</w:t>
+      </w:r>
+      <w:r>
         <w:t>.</w:t>
       </w:r>
     </w:p>
@@ -23451,30 +24389,422 @@
         <w:rPr>
           <w:b/>
         </w:rPr>
-        <w:t>A note on my own method.</w:t>
-      </w:r>
-      <w:r>
-        <w:t xml:space="preserve"> I built a prior-art map over 86 Discussions and every open</w:t>
-      </w:r>
-    </w:p>
-    <w:p>
-      <w:r>
-        <w:t>target, and still missed a validator sitting in the tree I had checked out. The failure is</w:t>
-      </w:r>
-    </w:p>
-    <w:p>
-      <w:r>
-        <w:t>instructive for this submission's own thesis: I searched for *proposals* in the PR queue</w:t>
-      </w:r>
-    </w:p>
-    <w:p>
-      <w:r>
-        <w:t>and did not check what had already *merged*. Recording it here because a verification</w:t>
-      </w:r>
-    </w:p>
-    <w:p>
-      <w:r>
-        <w:t>boundary is worth nothing if it only covers the checks that happened to be run.</w:t>
+        <w:t>Corrected statement of the finding.</w:t>
+      </w:r>
+      <w:r>
+        <w:t xml:space="preserve"> Two things I claimed are confirmed, one is retracted:</w:t>
+      </w:r>
+    </w:p>
+    <w:tbl>
+      <w:tblPr>
+        <w:tblStyle w:val="LightGrid-Accent1"/>
+        <w:tblW w:type="auto" w:w="0"/>
+        <w:tblLook w:firstColumn="1" w:firstRow="1" w:lastColumn="0" w:lastRow="0" w:noHBand="0" w:noVBand="1" w:val="04A0"/>
+      </w:tblPr>
+      <w:tblGrid>
+        <w:gridCol w:w="4320"/>
+        <w:gridCol w:w="4320"/>
+      </w:tblGrid>
+      <w:tr>
+        <w:tc>
+          <w:tcPr>
+            <w:tcW w:type="dxa" w:w="4320"/>
+          </w:tcPr>
+          <w:p>
+            <w:pPr>
+              <w:spacing w:after="40"/>
+            </w:pPr>
+            <w:r>
+              <w:rPr>
+                <w:b/>
+                <w:sz w:val="17"/>
+              </w:rPr>
+            </w:r>
+            <w:r>
+              <w:rPr>
+                <w:b/>
+                <w:sz w:val="17"/>
+              </w:rPr>
+              <w:t>Claim</w:t>
+            </w:r>
+          </w:p>
+        </w:tc>
+        <w:tc>
+          <w:tcPr>
+            <w:tcW w:type="dxa" w:w="4320"/>
+          </w:tcPr>
+          <w:p>
+            <w:pPr>
+              <w:spacing w:after="40"/>
+            </w:pPr>
+            <w:r>
+              <w:rPr>
+                <w:b/>
+                <w:sz w:val="17"/>
+              </w:rPr>
+            </w:r>
+            <w:r>
+              <w:rPr>
+                <w:b/>
+                <w:sz w:val="17"/>
+              </w:rPr>
+              <w:t>Verdict</w:t>
+            </w:r>
+          </w:p>
+        </w:tc>
+      </w:tr>
+      <w:tr>
+        <w:tc>
+          <w:tcPr>
+            <w:tcW w:type="dxa" w:w="4320"/>
+          </w:tcPr>
+          <w:p>
+            <w:pPr>
+              <w:spacing w:after="40"/>
+            </w:pPr>
+            <w:r>
+              <w:rPr>
+                <w:sz w:val="17"/>
+              </w:rPr>
+            </w:r>
+            <w:r>
+              <w:rPr>
+                <w:sz w:val="17"/>
+              </w:rPr>
+              <w:t xml:space="preserve">Both </w:t>
+            </w:r>
+            <w:r>
+              <w:rPr>
+                <w:rFonts w:ascii="Consolas" w:hAnsi="Consolas"/>
+                <w:sz w:val="17"/>
+              </w:rPr>
+              <w:t>yaoba</w:t>
+            </w:r>
+            <w:r>
+              <w:rPr>
+                <w:sz w:val="17"/>
+              </w:rPr>
+              <w:t xml:space="preserve"> Examples are unrunnable</w:t>
+            </w:r>
+          </w:p>
+        </w:tc>
+        <w:tc>
+          <w:tcPr>
+            <w:tcW w:type="dxa" w:w="4320"/>
+          </w:tcPr>
+          <w:p>
+            <w:pPr>
+              <w:spacing w:after="40"/>
+            </w:pPr>
+            <w:r>
+              <w:rPr>
+                <w:sz w:val="17"/>
+              </w:rPr>
+            </w:r>
+            <w:r>
+              <w:rPr>
+                <w:b/>
+                <w:sz w:val="17"/>
+              </w:rPr>
+              <w:t>confirmed</w:t>
+            </w:r>
+            <w:r>
+              <w:rPr>
+                <w:sz w:val="17"/>
+              </w:rPr>
+              <w:t xml:space="preserve"> — the CLI exits 1, and </w:t>
+            </w:r>
+            <w:r>
+              <w:rPr>
+                <w:rFonts w:ascii="Consolas" w:hAnsi="Consolas"/>
+                <w:sz w:val="17"/>
+              </w:rPr>
+              <w:t>Algorithm(...)</w:t>
+            </w:r>
+            <w:r>
+              <w:rPr>
+                <w:sz w:val="17"/>
+              </w:rPr>
+              <w:t xml:space="preserve"> raises on the paradigm</w:t>
+            </w:r>
+          </w:p>
+        </w:tc>
+      </w:tr>
+      <w:tr>
+        <w:tc>
+          <w:tcPr>
+            <w:tcW w:type="dxa" w:w="4320"/>
+          </w:tcPr>
+          <w:p>
+            <w:pPr>
+              <w:spacing w:after="40"/>
+            </w:pPr>
+            <w:r>
+              <w:rPr>
+                <w:sz w:val="17"/>
+              </w:rPr>
+            </w:r>
+            <w:r>
+              <w:rPr>
+                <w:sz w:val="17"/>
+              </w:rPr>
+              <w:t xml:space="preserve">The shipped CI validator reports </w:t>
+            </w:r>
+            <w:r>
+              <w:rPr>
+                <w:b/>
+                <w:sz w:val="17"/>
+              </w:rPr>
+              <w:t>PASS</w:t>
+            </w:r>
+            <w:r>
+              <w:rPr>
+                <w:sz w:val="17"/>
+              </w:rPr>
+              <w:t xml:space="preserve"> for both</w:t>
+            </w:r>
+          </w:p>
+        </w:tc>
+        <w:tc>
+          <w:tcPr>
+            <w:tcW w:type="dxa" w:w="4320"/>
+          </w:tcPr>
+          <w:p>
+            <w:pPr>
+              <w:spacing w:after="40"/>
+            </w:pPr>
+            <w:r>
+              <w:rPr>
+                <w:sz w:val="17"/>
+              </w:rPr>
+            </w:r>
+            <w:r>
+              <w:rPr>
+                <w:b/>
+                <w:sz w:val="17"/>
+              </w:rPr>
+              <w:t>confirmed</w:t>
+            </w:r>
+          </w:p>
+        </w:tc>
+      </w:tr>
+      <w:tr>
+        <w:tc>
+          <w:tcPr>
+            <w:tcW w:type="dxa" w:w="4320"/>
+          </w:tcPr>
+          <w:p>
+            <w:pPr>
+              <w:spacing w:after="40"/>
+            </w:pPr>
+            <w:r>
+              <w:rPr>
+                <w:sz w:val="17"/>
+              </w:rPr>
+            </w:r>
+            <w:r>
+              <w:rPr>
+                <w:sz w:val="17"/>
+              </w:rPr>
+              <w:t xml:space="preserve">Core validates </w:t>
+            </w:r>
+            <w:r>
+              <w:rPr>
+                <w:rFonts w:ascii="Consolas" w:hAnsi="Consolas"/>
+                <w:sz w:val="17"/>
+              </w:rPr>
+              <w:t>paradigm_type</w:t>
+            </w:r>
+            <w:r>
+              <w:rPr>
+                <w:sz w:val="17"/>
+              </w:rPr>
+              <w:t xml:space="preserve"> silently / returns </w:t>
+            </w:r>
+            <w:r>
+              <w:rPr>
+                <w:rFonts w:ascii="Consolas" w:hAnsi="Consolas"/>
+                <w:sz w:val="17"/>
+              </w:rPr>
+              <w:t>None</w:t>
+            </w:r>
+          </w:p>
+        </w:tc>
+        <w:tc>
+          <w:tcPr>
+            <w:tcW w:type="dxa" w:w="4320"/>
+          </w:tcPr>
+          <w:p>
+            <w:pPr>
+              <w:spacing w:after="40"/>
+            </w:pPr>
+            <w:r>
+              <w:rPr>
+                <w:sz w:val="17"/>
+              </w:rPr>
+            </w:r>
+            <w:r>
+              <w:rPr>
+                <w:b/>
+                <w:sz w:val="17"/>
+              </w:rPr>
+              <w:t>RETRACTED — Core validates it correctly and loudly</w:t>
+            </w:r>
+          </w:p>
+        </w:tc>
+      </w:tr>
+    </w:tbl>
+    <w:p/>
+    <w:p>
+      <w:r>
+        <w:t>The run also shows the Examples fail *even earlier* than the paradigm check, at dataset</w:t>
+      </w:r>
+    </w:p>
+    <w:p>
+      <w:r>
+        <w:t>preparation (</w:t>
+      </w:r>
+      <w:r>
+        <w:rPr>
+          <w:rFonts w:ascii="Consolas" w:hAnsi="Consolas"/>
+          <w:sz w:val="18"/>
+        </w:rPr>
+        <w:t>not one of train_index/train_data/train_data_info</w:t>
+      </w:r>
+      <w:r>
+        <w:t>), so they are broken in at</w:t>
+      </w:r>
+    </w:p>
+    <w:p>
+      <w:r>
+        <w:t>least two independent ways.</w:t>
+      </w:r>
+    </w:p>
+    <w:p>
+      <w:r>
+        <w:rPr>
+          <w:b/>
+        </w:rPr>
+        <w:t>What the finding actually is, now that it is measured.</w:t>
+      </w:r>
+      <w:r>
+        <w:t xml:space="preserve"> The gap is not that Ianvs fails</w:t>
+      </w:r>
+    </w:p>
+    <w:p>
+      <w:r>
+        <w:t>to validate identifiers — Core validates them, with a good error message that even lists</w:t>
+      </w:r>
+    </w:p>
+    <w:p>
+      <w:r>
+        <w:t>the valid values. The gap is that **CI and Core validate different things, and CI's set is</w:t>
+      </w:r>
+    </w:p>
+    <w:p>
+      <w:r>
+        <w:t xml:space="preserve">the smaller one.** </w:t>
+      </w:r>
+      <w:r>
+        <w:rPr>
+          <w:rFonts w:ascii="Consolas" w:hAnsi="Consolas"/>
+          <w:sz w:val="18"/>
+        </w:rPr>
+        <w:t>ParadigmType</w:t>
+      </w:r>
+      <w:r>
+        <w:t xml:space="preserve"> is right there in </w:t>
+      </w:r>
+      <w:r>
+        <w:rPr>
+          <w:rFonts w:ascii="Consolas" w:hAnsi="Consolas"/>
+          <w:sz w:val="18"/>
+        </w:rPr>
+        <w:t>core/common/constant.py</w:t>
+      </w:r>
+      <w:r>
+        <w:t>; the</w:t>
+      </w:r>
+    </w:p>
+    <w:p>
+      <w:r>
+        <w:t xml:space="preserve">validator under </w:t>
+      </w:r>
+      <w:r>
+        <w:rPr>
+          <w:rFonts w:ascii="Consolas" w:hAnsi="Consolas"/>
+          <w:sz w:val="18"/>
+        </w:rPr>
+        <w:t>.github/workflows/validator/</w:t>
+      </w:r>
+      <w:r>
+        <w:t xml:space="preserve"> never consults it, so two Examples pass</w:t>
+      </w:r>
+    </w:p>
+    <w:p>
+      <w:r>
+        <w:t>every check the project runs and fail immediately when actually executed.</w:t>
+      </w:r>
+    </w:p>
+    <w:p>
+      <w:r>
+        <w:t>That is a narrower claim than the one I published, and it is a better one: it names the</w:t>
+      </w:r>
+    </w:p>
+    <w:p>
+      <w:r>
+        <w:t>information that already exists in the tree and is simply not wired into the check. It is</w:t>
+      </w:r>
+    </w:p>
+    <w:p>
+      <w:r>
+        <w:t>also exactly Step 1 of my Task 3 repair strategy — have Core expose what it would resolve,</w:t>
+      </w:r>
+    </w:p>
+    <w:p>
+      <w:r>
+        <w:t>so the existing validator can consult it — which I can now say is a small change rather</w:t>
+      </w:r>
+    </w:p>
+    <w:p>
+      <w:r>
+        <w:t>than a new subsystem.</w:t>
+      </w:r>
+    </w:p>
+    <w:p>
+      <w:r>
+        <w:rPr>
+          <w:b/>
+        </w:rPr>
+        <w:t>On my own method, again.</w:t>
+      </w:r>
+      <w:r>
+        <w:t xml:space="preserve"> This is my second correction on this submission. Both came</w:t>
+      </w:r>
+    </w:p>
+    <w:p>
+      <w:r>
+        <w:t>from the same habit: reading a dispatch chain and inferring behaviour instead of running</w:t>
+      </w:r>
+    </w:p>
+    <w:p>
+      <w:r>
+        <w:t>it. The first correction I found by reading someone else's review; this one I found by</w:t>
+      </w:r>
+    </w:p>
+    <w:p>
+      <w:r>
+        <w:t>finally installing the framework. The submission's own thesis is that unvalidated</w:t>
+      </w:r>
+    </w:p>
+    <w:p>
+      <w:r>
+        <w:t>declarations drift until something executes them — which turns out to apply to my</w:t>
+      </w:r>
+    </w:p>
+    <w:p>
+      <w:r>
+        <w:t>analysis as well as to the repository's configs.</w:t>
       </w:r>
     </w:p>
     <w:p>
@@ -26344,29 +27674,120 @@
         <w:t>ParadigmType</w:t>
       </w:r>
       <w:r>
-        <w:t xml:space="preserve">, and dispatch in </w:t>
-      </w:r>
-      <w:r>
-        <w:rPr>
-          <w:rFonts w:ascii="Consolas" w:hAnsi="Consolas"/>
-          <w:sz w:val="18"/>
-        </w:rPr>
-        <w:t>base.py:95-152</w:t>
-      </w:r>
-    </w:p>
-    <w:p>
-      <w:r>
-        <w:t xml:space="preserve">and </w:t>
-      </w:r>
-      <w:r>
-        <w:rPr>
-          <w:rFonts w:ascii="Consolas" w:hAnsi="Consolas"/>
-          <w:sz w:val="18"/>
-        </w:rPr>
-        <w:t>algorithm.py:109-127</w:t>
-      </w:r>
-      <w:r>
-        <w:t xml:space="preserve"> has no </w:t>
+        <w:t xml:space="preserve">, and Core raises </w:t>
+      </w:r>
+      <w:r>
+        <w:rPr>
+          <w:rFonts w:ascii="Consolas" w:hAnsi="Consolas"/>
+          <w:sz w:val="18"/>
+        </w:rPr>
+        <w:t>ValueError: not support paradigm(...)</w:t>
+      </w:r>
+      <w:r>
+        <w:t xml:space="preserve"> when it reaches them; see the second correction below.</w:t>
+      </w:r>
+    </w:p>
+    <w:p>
+      <w:r>
+        <w:t xml:space="preserve">The validator has zero references to </w:t>
+      </w:r>
+      <w:r>
+        <w:rPr>
+          <w:rFonts w:ascii="Consolas" w:hAnsi="Consolas"/>
+          <w:sz w:val="18"/>
+        </w:rPr>
+        <w:t>ClassFactory</w:t>
+      </w:r>
+      <w:r>
+        <w:t xml:space="preserve">, </w:t>
+      </w:r>
+      <w:r>
+        <w:rPr>
+          <w:rFonts w:ascii="Consolas" w:hAnsi="Consolas"/>
+          <w:sz w:val="18"/>
+        </w:rPr>
+        <w:t>register</w:t>
+      </w:r>
+      <w:r>
+        <w:t xml:space="preserve">, </w:t>
+      </w:r>
+      <w:r>
+        <w:rPr>
+          <w:rFonts w:ascii="Consolas" w:hAnsi="Consolas"/>
+          <w:sz w:val="18"/>
+        </w:rPr>
+        <w:t>alias</w:t>
+      </w:r>
+      <w:r>
+        <w:t xml:space="preserve"> or</w:t>
+      </w:r>
+    </w:p>
+    <w:p>
+      <w:r>
+        <w:rPr>
+          <w:rFonts w:ascii="Consolas" w:hAnsi="Consolas"/>
+          <w:sz w:val="18"/>
+        </w:rPr>
+        <w:t>paradigm_type</w:t>
+      </w:r>
+      <w:r>
+        <w:t>. It resolves paths, not identifiers. That is the precise shape of the gap,</w:t>
+      </w:r>
+    </w:p>
+    <w:p>
+      <w:r>
+        <w:t>and it is why #617's deletion should be described as retiring two Examples rather than as</w:t>
+      </w:r>
+    </w:p>
+    <w:p>
+      <w:r>
+        <w:t>removing unused files — nothing in CI will ever report their absence.</w:t>
+      </w:r>
+    </w:p>
+    <w:p>
+      <w:r>
+        <w:t>*(This update also corrects a claim in my Task 3 and Task 4 comments, where I wrote that no</w:t>
+      </w:r>
+    </w:p>
+    <w:p>
+      <w:r>
+        <w:t>static config validation existed. It does, it is merged, and it works for paths. See the</w:t>
+      </w:r>
+    </w:p>
+    <w:p>
+      <w:r>
+        <w:t>Correction sections there.)*</w:t>
+      </w:r>
+    </w:p>
+    <w:p>
+      <w:pPr>
+        <w:jc w:val="center"/>
+      </w:pPr>
+      <w:r>
+        <w:t>______________________________________________________________________________</w:t>
+      </w:r>
+    </w:p>
+    <w:p>
+      <w:pPr>
+        <w:pStyle w:val="Heading2"/>
+      </w:pPr>
+      <w:r>
+        <w:t>Second correction — posted 2026-08-28, after installing Ianvs and running it</w:t>
+      </w:r>
+    </w:p>
+    <w:p>
+      <w:r>
+        <w:t>**I got the mechanism wrong in the update above, and I am fixing it with an executed run</w:t>
+      </w:r>
+    </w:p>
+    <w:p>
+      <w:r>
+        <w:t>rather than another static reading.**</w:t>
+      </w:r>
+    </w:p>
+    <w:p>
+      <w:r>
+        <w:t xml:space="preserve">I wrote that dispatch "has no </w:t>
       </w:r>
       <w:r>
         <w:rPr>
@@ -26386,79 +27807,565 @@
         <w:t>None</w:t>
       </w:r>
       <w:r>
+        <w:t xml:space="preserve"> — no exception, no log</w:t>
+      </w:r>
+    </w:p>
+    <w:p>
+      <w:r>
+        <w:t xml:space="preserve">line, no validation at config-parse time." </w:t>
+      </w:r>
+      <w:r>
+        <w:rPr>
+          <w:b/>
+        </w:rPr>
+        <w:t>That is false.</w:t>
+      </w:r>
+    </w:p>
+    <w:p>
+      <w:r>
+        <w:rPr>
+          <w:rFonts w:ascii="Consolas" w:hAnsi="Consolas"/>
+          <w:sz w:val="18"/>
+        </w:rPr>
+        <w:t>core/testcasecontroller/algorithm/algorithm.py:140-143</w:t>
+      </w:r>
+      <w:r>
+        <w:t xml:space="preserve"> validates </w:t>
+      </w:r>
+      <w:r>
+        <w:rPr>
+          <w:rFonts w:ascii="Consolas" w:hAnsi="Consolas"/>
+          <w:sz w:val="18"/>
+        </w:rPr>
+        <w:t>paradigm_type</w:t>
+      </w:r>
+      <w:r>
+        <w:t xml:space="preserve"> against</w:t>
+      </w:r>
+    </w:p>
+    <w:p>
+      <w:r>
+        <w:t xml:space="preserve">the enum and raises. It is called from </w:t>
+      </w:r>
+      <w:r>
+        <w:rPr>
+          <w:rFonts w:ascii="Consolas" w:hAnsi="Consolas"/>
+          <w:sz w:val="18"/>
+        </w:rPr>
+        <w:t>_parse_config</w:t>
+      </w:r>
+      <w:r>
+        <w:t xml:space="preserve"> at line 167, long before the</w:t>
+      </w:r>
+    </w:p>
+    <w:p>
+      <w:r>
+        <w:t>dispatch chain I was reading is reached.</w:t>
+      </w:r>
+    </w:p>
+    <w:p>
+      <w:r>
+        <w:t>Installed Ianvs (</w:t>
+      </w:r>
+      <w:r>
+        <w:rPr>
+          <w:rFonts w:ascii="Consolas" w:hAnsi="Consolas"/>
+          <w:sz w:val="18"/>
+        </w:rPr>
+        <w:t>pip install -r requirements.txt</w:t>
+      </w:r>
+      <w:r>
+        <w:t xml:space="preserve"> plus the bundled</w:t>
+      </w:r>
+    </w:p>
+    <w:p>
+      <w:r>
+        <w:rPr>
+          <w:rFonts w:ascii="Consolas" w:hAnsi="Consolas"/>
+          <w:sz w:val="18"/>
+        </w:rPr>
+        <w:t>sedna-0.6.0.1</w:t>
+      </w:r>
+      <w:r>
+        <w:t xml:space="preserve"> wheel) and ran it:</w:t>
+      </w:r>
+    </w:p>
+    <w:p>
+      <w:pPr>
+        <w:spacing w:after="160"/>
+        <w:ind w:left="360"/>
+      </w:pPr>
+      <w:r>
+        <w:rPr>
+          <w:rFonts w:ascii="Consolas" w:hAnsi="Consolas"/>
+          <w:color w:val="223344"/>
+          <w:sz w:val="17"/>
+        </w:rPr>
+        <w:t>ianvs commit under test: 37a9c60</w:t>
+        <w:br/>
+        <w:br/>
+        <w:t>1. ianvs CLI on examples/yaoba/singletask_learning_boost</w:t>
+        <w:br/>
+        <w:t xml:space="preserve">   exit code: 1</w:t>
+        <w:br/>
+        <w:t xml:space="preserve">   RuntimeError: benchmarkingjob runs failed, error: prepare dataset failed,</w:t>
+        <w:br/>
+        <w:t xml:space="preserve">   error: not one of train_index/train_data/train_data_info..</w:t>
+        <w:br/>
+        <w:br/>
+        <w:t>2. Algorithm(...) -- where paradigm_type is validated</w:t>
+        <w:br/>
+        <w:t xml:space="preserve">   yaoba acboost: paradigm_type='singletasklearning_acboost'</w:t>
+        <w:br/>
+        <w:t xml:space="preserve">      -&gt; ValueError: not support paradigm(singletasklearning_acboost).</w:t>
+        <w:br/>
+        <w:t xml:space="preserve">         the following paradigms can be selected: ['singletasklearning', ...]</w:t>
+        <w:br/>
+        <w:t xml:space="preserve">   yaoba tta:     paradigm_type='singletasklearning_tta'</w:t>
+        <w:br/>
+        <w:t xml:space="preserve">      -&gt; ValueError: not support paradigm(singletasklearning_tta). ...</w:t>
+        <w:br/>
+        <w:t xml:space="preserve">   valid control: paradigm_type='singletasklearning'</w:t>
+        <w:br/>
+        <w:t xml:space="preserve">      -&gt; constructed, no error</w:t>
+      </w:r>
+    </w:p>
+    <w:p>
+      <w:r>
+        <w:t xml:space="preserve">Reproduce: </w:t>
+      </w:r>
+      <w:r>
+        <w:rPr>
+          <w:rFonts w:ascii="Consolas" w:hAnsi="Consolas"/>
+          <w:sz w:val="18"/>
+        </w:rPr>
+        <w:t>python3 tools/probe_paradigm_runtime.py ianvs</w:t>
+      </w:r>
+      <w:r>
         <w:t>.</w:t>
       </w:r>
     </w:p>
     <w:p>
       <w:r>
-        <w:t xml:space="preserve">The validator has zero references to </w:t>
-      </w:r>
-      <w:r>
-        <w:rPr>
-          <w:rFonts w:ascii="Consolas" w:hAnsi="Consolas"/>
-          <w:sz w:val="18"/>
-        </w:rPr>
-        <w:t>ClassFactory</w:t>
-      </w:r>
-      <w:r>
-        <w:t xml:space="preserve">, </w:t>
-      </w:r>
-      <w:r>
-        <w:rPr>
-          <w:rFonts w:ascii="Consolas" w:hAnsi="Consolas"/>
-          <w:sz w:val="18"/>
-        </w:rPr>
-        <w:t>register</w:t>
-      </w:r>
-      <w:r>
-        <w:t xml:space="preserve">, </w:t>
-      </w:r>
-      <w:r>
-        <w:rPr>
-          <w:rFonts w:ascii="Consolas" w:hAnsi="Consolas"/>
-          <w:sz w:val="18"/>
-        </w:rPr>
-        <w:t>alias</w:t>
-      </w:r>
-      <w:r>
-        <w:t xml:space="preserve"> or</w:t>
-      </w:r>
-    </w:p>
-    <w:p>
-      <w:r>
-        <w:rPr>
-          <w:rFonts w:ascii="Consolas" w:hAnsi="Consolas"/>
-          <w:sz w:val="18"/>
-        </w:rPr>
-        <w:t>paradigm_type</w:t>
-      </w:r>
-      <w:r>
-        <w:t>. It resolves paths, not identifiers. That is the precise shape of the gap,</w:t>
-      </w:r>
-    </w:p>
-    <w:p>
-      <w:r>
-        <w:t>and it is why #617's deletion should be described as retiring two Examples rather than as</w:t>
-      </w:r>
-    </w:p>
-    <w:p>
-      <w:r>
-        <w:t>removing unused files — nothing in CI will ever report their absence.</w:t>
-      </w:r>
-    </w:p>
-    <w:p>
-      <w:r>
-        <w:t>*(This update also corrects a claim in my Task 3 and Task 4 comments, where I wrote that no</w:t>
-      </w:r>
-    </w:p>
-    <w:p>
-      <w:r>
-        <w:t>static config validation existed. It does, it is merged, and it works for paths. See the</w:t>
-      </w:r>
-    </w:p>
-    <w:p>
-      <w:r>
-        <w:t>Correction sections there.)*</w:t>
+        <w:rPr>
+          <w:b/>
+        </w:rPr>
+        <w:t>Corrected statement of the finding.</w:t>
+      </w:r>
+      <w:r>
+        <w:t xml:space="preserve"> Two things I claimed are confirmed, one is retracted:</w:t>
+      </w:r>
+    </w:p>
+    <w:tbl>
+      <w:tblPr>
+        <w:tblStyle w:val="LightGrid-Accent1"/>
+        <w:tblW w:type="auto" w:w="0"/>
+        <w:tblLook w:firstColumn="1" w:firstRow="1" w:lastColumn="0" w:lastRow="0" w:noHBand="0" w:noVBand="1" w:val="04A0"/>
+      </w:tblPr>
+      <w:tblGrid>
+        <w:gridCol w:w="4320"/>
+        <w:gridCol w:w="4320"/>
+      </w:tblGrid>
+      <w:tr>
+        <w:tc>
+          <w:tcPr>
+            <w:tcW w:type="dxa" w:w="4320"/>
+          </w:tcPr>
+          <w:p>
+            <w:pPr>
+              <w:spacing w:after="40"/>
+            </w:pPr>
+            <w:r>
+              <w:rPr>
+                <w:b/>
+                <w:sz w:val="17"/>
+              </w:rPr>
+            </w:r>
+            <w:r>
+              <w:rPr>
+                <w:b/>
+                <w:sz w:val="17"/>
+              </w:rPr>
+              <w:t>Claim</w:t>
+            </w:r>
+          </w:p>
+        </w:tc>
+        <w:tc>
+          <w:tcPr>
+            <w:tcW w:type="dxa" w:w="4320"/>
+          </w:tcPr>
+          <w:p>
+            <w:pPr>
+              <w:spacing w:after="40"/>
+            </w:pPr>
+            <w:r>
+              <w:rPr>
+                <w:b/>
+                <w:sz w:val="17"/>
+              </w:rPr>
+            </w:r>
+            <w:r>
+              <w:rPr>
+                <w:b/>
+                <w:sz w:val="17"/>
+              </w:rPr>
+              <w:t>Verdict</w:t>
+            </w:r>
+          </w:p>
+        </w:tc>
+      </w:tr>
+      <w:tr>
+        <w:tc>
+          <w:tcPr>
+            <w:tcW w:type="dxa" w:w="4320"/>
+          </w:tcPr>
+          <w:p>
+            <w:pPr>
+              <w:spacing w:after="40"/>
+            </w:pPr>
+            <w:r>
+              <w:rPr>
+                <w:sz w:val="17"/>
+              </w:rPr>
+            </w:r>
+            <w:r>
+              <w:rPr>
+                <w:sz w:val="17"/>
+              </w:rPr>
+              <w:t xml:space="preserve">Both </w:t>
+            </w:r>
+            <w:r>
+              <w:rPr>
+                <w:rFonts w:ascii="Consolas" w:hAnsi="Consolas"/>
+                <w:sz w:val="17"/>
+              </w:rPr>
+              <w:t>yaoba</w:t>
+            </w:r>
+            <w:r>
+              <w:rPr>
+                <w:sz w:val="17"/>
+              </w:rPr>
+              <w:t xml:space="preserve"> Examples are unrunnable</w:t>
+            </w:r>
+          </w:p>
+        </w:tc>
+        <w:tc>
+          <w:tcPr>
+            <w:tcW w:type="dxa" w:w="4320"/>
+          </w:tcPr>
+          <w:p>
+            <w:pPr>
+              <w:spacing w:after="40"/>
+            </w:pPr>
+            <w:r>
+              <w:rPr>
+                <w:sz w:val="17"/>
+              </w:rPr>
+            </w:r>
+            <w:r>
+              <w:rPr>
+                <w:b/>
+                <w:sz w:val="17"/>
+              </w:rPr>
+              <w:t>confirmed</w:t>
+            </w:r>
+            <w:r>
+              <w:rPr>
+                <w:sz w:val="17"/>
+              </w:rPr>
+              <w:t xml:space="preserve"> — the CLI exits 1, and </w:t>
+            </w:r>
+            <w:r>
+              <w:rPr>
+                <w:rFonts w:ascii="Consolas" w:hAnsi="Consolas"/>
+                <w:sz w:val="17"/>
+              </w:rPr>
+              <w:t>Algorithm(...)</w:t>
+            </w:r>
+            <w:r>
+              <w:rPr>
+                <w:sz w:val="17"/>
+              </w:rPr>
+              <w:t xml:space="preserve"> raises on the paradigm</w:t>
+            </w:r>
+          </w:p>
+        </w:tc>
+      </w:tr>
+      <w:tr>
+        <w:tc>
+          <w:tcPr>
+            <w:tcW w:type="dxa" w:w="4320"/>
+          </w:tcPr>
+          <w:p>
+            <w:pPr>
+              <w:spacing w:after="40"/>
+            </w:pPr>
+            <w:r>
+              <w:rPr>
+                <w:sz w:val="17"/>
+              </w:rPr>
+            </w:r>
+            <w:r>
+              <w:rPr>
+                <w:sz w:val="17"/>
+              </w:rPr>
+              <w:t xml:space="preserve">The shipped CI validator reports </w:t>
+            </w:r>
+            <w:r>
+              <w:rPr>
+                <w:b/>
+                <w:sz w:val="17"/>
+              </w:rPr>
+              <w:t>PASS</w:t>
+            </w:r>
+            <w:r>
+              <w:rPr>
+                <w:sz w:val="17"/>
+              </w:rPr>
+              <w:t xml:space="preserve"> for both</w:t>
+            </w:r>
+          </w:p>
+        </w:tc>
+        <w:tc>
+          <w:tcPr>
+            <w:tcW w:type="dxa" w:w="4320"/>
+          </w:tcPr>
+          <w:p>
+            <w:pPr>
+              <w:spacing w:after="40"/>
+            </w:pPr>
+            <w:r>
+              <w:rPr>
+                <w:sz w:val="17"/>
+              </w:rPr>
+            </w:r>
+            <w:r>
+              <w:rPr>
+                <w:b/>
+                <w:sz w:val="17"/>
+              </w:rPr>
+              <w:t>confirmed</w:t>
+            </w:r>
+          </w:p>
+        </w:tc>
+      </w:tr>
+      <w:tr>
+        <w:tc>
+          <w:tcPr>
+            <w:tcW w:type="dxa" w:w="4320"/>
+          </w:tcPr>
+          <w:p>
+            <w:pPr>
+              <w:spacing w:after="40"/>
+            </w:pPr>
+            <w:r>
+              <w:rPr>
+                <w:sz w:val="17"/>
+              </w:rPr>
+            </w:r>
+            <w:r>
+              <w:rPr>
+                <w:sz w:val="17"/>
+              </w:rPr>
+              <w:t xml:space="preserve">Core validates </w:t>
+            </w:r>
+            <w:r>
+              <w:rPr>
+                <w:rFonts w:ascii="Consolas" w:hAnsi="Consolas"/>
+                <w:sz w:val="17"/>
+              </w:rPr>
+              <w:t>paradigm_type</w:t>
+            </w:r>
+            <w:r>
+              <w:rPr>
+                <w:sz w:val="17"/>
+              </w:rPr>
+              <w:t xml:space="preserve"> silently / returns </w:t>
+            </w:r>
+            <w:r>
+              <w:rPr>
+                <w:rFonts w:ascii="Consolas" w:hAnsi="Consolas"/>
+                <w:sz w:val="17"/>
+              </w:rPr>
+              <w:t>None</w:t>
+            </w:r>
+          </w:p>
+        </w:tc>
+        <w:tc>
+          <w:tcPr>
+            <w:tcW w:type="dxa" w:w="4320"/>
+          </w:tcPr>
+          <w:p>
+            <w:pPr>
+              <w:spacing w:after="40"/>
+            </w:pPr>
+            <w:r>
+              <w:rPr>
+                <w:sz w:val="17"/>
+              </w:rPr>
+            </w:r>
+            <w:r>
+              <w:rPr>
+                <w:b/>
+                <w:sz w:val="17"/>
+              </w:rPr>
+              <w:t>RETRACTED — Core validates it correctly and loudly</w:t>
+            </w:r>
+          </w:p>
+        </w:tc>
+      </w:tr>
+    </w:tbl>
+    <w:p/>
+    <w:p>
+      <w:r>
+        <w:t>The run also shows the Examples fail *even earlier* than the paradigm check, at dataset</w:t>
+      </w:r>
+    </w:p>
+    <w:p>
+      <w:r>
+        <w:t>preparation (</w:t>
+      </w:r>
+      <w:r>
+        <w:rPr>
+          <w:rFonts w:ascii="Consolas" w:hAnsi="Consolas"/>
+          <w:sz w:val="18"/>
+        </w:rPr>
+        <w:t>not one of train_index/train_data/train_data_info</w:t>
+      </w:r>
+      <w:r>
+        <w:t>), so they are broken in at</w:t>
+      </w:r>
+    </w:p>
+    <w:p>
+      <w:r>
+        <w:t>least two independent ways.</w:t>
+      </w:r>
+    </w:p>
+    <w:p>
+      <w:r>
+        <w:rPr>
+          <w:b/>
+        </w:rPr>
+        <w:t>What the finding actually is, now that it is measured.</w:t>
+      </w:r>
+      <w:r>
+        <w:t xml:space="preserve"> The gap is not that Ianvs fails</w:t>
+      </w:r>
+    </w:p>
+    <w:p>
+      <w:r>
+        <w:t>to validate identifiers — Core validates them, with a good error message that even lists</w:t>
+      </w:r>
+    </w:p>
+    <w:p>
+      <w:r>
+        <w:t>the valid values. The gap is that **CI and Core validate different things, and CI's set is</w:t>
+      </w:r>
+    </w:p>
+    <w:p>
+      <w:r>
+        <w:t xml:space="preserve">the smaller one.** </w:t>
+      </w:r>
+      <w:r>
+        <w:rPr>
+          <w:rFonts w:ascii="Consolas" w:hAnsi="Consolas"/>
+          <w:sz w:val="18"/>
+        </w:rPr>
+        <w:t>ParadigmType</w:t>
+      </w:r>
+      <w:r>
+        <w:t xml:space="preserve"> is right there in </w:t>
+      </w:r>
+      <w:r>
+        <w:rPr>
+          <w:rFonts w:ascii="Consolas" w:hAnsi="Consolas"/>
+          <w:sz w:val="18"/>
+        </w:rPr>
+        <w:t>core/common/constant.py</w:t>
+      </w:r>
+      <w:r>
+        <w:t>; the</w:t>
+      </w:r>
+    </w:p>
+    <w:p>
+      <w:r>
+        <w:t xml:space="preserve">validator under </w:t>
+      </w:r>
+      <w:r>
+        <w:rPr>
+          <w:rFonts w:ascii="Consolas" w:hAnsi="Consolas"/>
+          <w:sz w:val="18"/>
+        </w:rPr>
+        <w:t>.github/workflows/validator/</w:t>
+      </w:r>
+      <w:r>
+        <w:t xml:space="preserve"> never consults it, so two Examples pass</w:t>
+      </w:r>
+    </w:p>
+    <w:p>
+      <w:r>
+        <w:t>every check the project runs and fail immediately when actually executed.</w:t>
+      </w:r>
+    </w:p>
+    <w:p>
+      <w:r>
+        <w:t>That is a narrower claim than the one I published, and it is a better one: it names the</w:t>
+      </w:r>
+    </w:p>
+    <w:p>
+      <w:r>
+        <w:t>information that already exists in the tree and is simply not wired into the check. It is</w:t>
+      </w:r>
+    </w:p>
+    <w:p>
+      <w:r>
+        <w:t>also exactly Step 1 of my Task 3 repair strategy — have Core expose what it would resolve,</w:t>
+      </w:r>
+    </w:p>
+    <w:p>
+      <w:r>
+        <w:t>so the existing validator can consult it — which I can now say is a small change rather</w:t>
+      </w:r>
+    </w:p>
+    <w:p>
+      <w:r>
+        <w:t>than a new subsystem.</w:t>
+      </w:r>
+    </w:p>
+    <w:p>
+      <w:r>
+        <w:rPr>
+          <w:b/>
+        </w:rPr>
+        <w:t>On my own method, again.</w:t>
+      </w:r>
+      <w:r>
+        <w:t xml:space="preserve"> This is my second correction on this submission. Both came</w:t>
+      </w:r>
+    </w:p>
+    <w:p>
+      <w:r>
+        <w:t>from the same habit: reading a dispatch chain and inferring behaviour instead of running</w:t>
+      </w:r>
+    </w:p>
+    <w:p>
+      <w:r>
+        <w:t>it. The first correction I found by reading someone else's review; this one I found by</w:t>
+      </w:r>
+    </w:p>
+    <w:p>
+      <w:r>
+        <w:t>finally installing the framework. The submission's own thesis is that unvalidated</w:t>
+      </w:r>
+    </w:p>
+    <w:p>
+      <w:r>
+        <w:t>declarations drift until something executes them — which turns out to apply to my</w:t>
+      </w:r>
+    </w:p>
+    <w:p>
+      <w:r>
+        <w:t>analysis as well as to the repository's configs.</w:t>
       </w:r>
     </w:p>
     <w:p>
@@ -29738,6 +31645,568 @@
           <w:sz w:val="18"/>
         </w:rPr>
         <w:t>python3 tools/run_shipped_validator.py ianvs</w:t>
+      </w:r>
+      <w:r>
+        <w:t xml:space="preserve"> —</w:t>
+      </w:r>
+    </w:p>
+    <w:p>
+      <w:r>
+        <w:t>https://github.com/henryng15/ianvs-lfx-pretest</w:t>
+      </w:r>
+    </w:p>
+    <w:p>
+      <w:pPr>
+        <w:pStyle w:val="Heading2"/>
+      </w:pPr>
+      <w:r>
+        <w:t>PR #617 (correction)</w:t>
+      </w:r>
+    </w:p>
+    <w:p>
+      <w:r>
+        <w:t>https://github.com/kubeedge/ianvs/pull/617#pullrequestreview-5047393734</w:t>
+      </w:r>
+    </w:p>
+    <w:p>
+      <w:r>
+        <w:t>Correction to my own follow-up above, with an executed run this time.</w:t>
+      </w:r>
+    </w:p>
+    <w:p>
+      <w:r>
+        <w:t xml:space="preserve">I wrote that dispatch "is a chain of </w:t>
+      </w:r>
+      <w:r>
+        <w:rPr>
+          <w:rFonts w:ascii="Consolas" w:hAnsi="Consolas"/>
+          <w:sz w:val="18"/>
+        </w:rPr>
+        <w:t>if</w:t>
+      </w:r>
+      <w:r>
+        <w:t xml:space="preserve"> comparisons with no </w:t>
+      </w:r>
+      <w:r>
+        <w:rPr>
+          <w:rFonts w:ascii="Consolas" w:hAnsi="Consolas"/>
+          <w:sz w:val="18"/>
+        </w:rPr>
+        <w:t>else</w:t>
+      </w:r>
+      <w:r>
+        <w:t xml:space="preserve"> — so the call returns</w:t>
+      </w:r>
+    </w:p>
+    <w:p>
+      <w:r>
+        <w:rPr>
+          <w:rFonts w:ascii="Consolas" w:hAnsi="Consolas"/>
+          <w:sz w:val="18"/>
+        </w:rPr>
+        <w:t>None</w:t>
+      </w:r>
+      <w:r>
+        <w:t xml:space="preserve"> with no exception and no log line." </w:t>
+      </w:r>
+      <w:r>
+        <w:rPr>
+          <w:b/>
+        </w:rPr>
+        <w:t>That is wrong</w:t>
+      </w:r>
+      <w:r>
+        <w:t>, and I should not have</w:t>
+      </w:r>
+    </w:p>
+    <w:p>
+      <w:r>
+        <w:t>inferred it from reading the dispatch chain.</w:t>
+      </w:r>
+    </w:p>
+    <w:p>
+      <w:r>
+        <w:rPr>
+          <w:rFonts w:ascii="Consolas" w:hAnsi="Consolas"/>
+          <w:sz w:val="18"/>
+        </w:rPr>
+        <w:t>core/testcasecontroller/algorithm/algorithm.py:140-143</w:t>
+      </w:r>
+      <w:r>
+        <w:t xml:space="preserve"> validates </w:t>
+      </w:r>
+      <w:r>
+        <w:rPr>
+          <w:rFonts w:ascii="Consolas" w:hAnsi="Consolas"/>
+          <w:sz w:val="18"/>
+        </w:rPr>
+        <w:t>paradigm_type</w:t>
+      </w:r>
+      <w:r>
+        <w:t xml:space="preserve"> against</w:t>
+      </w:r>
+    </w:p>
+    <w:p>
+      <w:r>
+        <w:rPr>
+          <w:rFonts w:ascii="Consolas" w:hAnsi="Consolas"/>
+          <w:sz w:val="18"/>
+        </w:rPr>
+        <w:t>ParadigmType</w:t>
+      </w:r>
+      <w:r>
+        <w:t xml:space="preserve"> and raises; </w:t>
+      </w:r>
+      <w:r>
+        <w:rPr>
+          <w:rFonts w:ascii="Consolas" w:hAnsi="Consolas"/>
+          <w:sz w:val="18"/>
+        </w:rPr>
+        <w:t>_parse_config</w:t>
+      </w:r>
+      <w:r>
+        <w:t xml:space="preserve"> calls it at line 167, well before</w:t>
+      </w:r>
+    </w:p>
+    <w:p>
+      <w:r>
+        <w:rPr>
+          <w:rFonts w:ascii="Consolas" w:hAnsi="Consolas"/>
+          <w:sz w:val="18"/>
+        </w:rPr>
+        <w:t>build_paradigm_job</w:t>
+      </w:r>
+      <w:r>
+        <w:t xml:space="preserve"> is reached.</w:t>
+      </w:r>
+    </w:p>
+    <w:p>
+      <w:r>
+        <w:t>I installed Ianvs (</w:t>
+      </w:r>
+      <w:r>
+        <w:rPr>
+          <w:rFonts w:ascii="Consolas" w:hAnsi="Consolas"/>
+          <w:sz w:val="18"/>
+        </w:rPr>
+        <w:t>requirements.txt</w:t>
+      </w:r>
+      <w:r>
+        <w:t xml:space="preserve"> plus the bundled </w:t>
+      </w:r>
+      <w:r>
+        <w:rPr>
+          <w:rFonts w:ascii="Consolas" w:hAnsi="Consolas"/>
+          <w:sz w:val="18"/>
+        </w:rPr>
+        <w:t>sedna-0.6.0.1</w:t>
+      </w:r>
+      <w:r>
+        <w:t xml:space="preserve"> wheel) and ran it</w:t>
+      </w:r>
+    </w:p>
+    <w:p>
+      <w:r>
+        <w:t xml:space="preserve">at </w:t>
+      </w:r>
+      <w:r>
+        <w:rPr>
+          <w:rFonts w:ascii="Consolas" w:hAnsi="Consolas"/>
+          <w:sz w:val="18"/>
+        </w:rPr>
+        <w:t>37a9c60</w:t>
+      </w:r>
+      <w:r>
+        <w:t>:</w:t>
+      </w:r>
+    </w:p>
+    <w:p>
+      <w:pPr>
+        <w:spacing w:after="160"/>
+        <w:ind w:left="360"/>
+      </w:pPr>
+      <w:r>
+        <w:rPr>
+          <w:rFonts w:ascii="Consolas" w:hAnsi="Consolas"/>
+          <w:color w:val="223344"/>
+          <w:sz w:val="17"/>
+        </w:rPr>
+        <w:t>1. ianvs CLI on examples/yaoba/singletask_learning_boost</w:t>
+        <w:br/>
+        <w:t xml:space="preserve">   exit code: 1</w:t>
+        <w:br/>
+        <w:t xml:space="preserve">   RuntimeError: benchmarkingjob runs failed, error: prepare dataset failed,</w:t>
+        <w:br/>
+        <w:t xml:space="preserve">   error: not one of train_index/train_data/train_data_info..</w:t>
+        <w:br/>
+        <w:br/>
+        <w:t>2. Algorithm(...) -- where paradigm_type is validated</w:t>
+        <w:br/>
+        <w:t xml:space="preserve">   yaoba acboost: paradigm_type='singletasklearning_acboost'</w:t>
+        <w:br/>
+        <w:t xml:space="preserve">      -&gt; ValueError: not support paradigm(singletasklearning_acboost).</w:t>
+        <w:br/>
+        <w:t xml:space="preserve">         the following paradigms can be selected: ['singletasklearning', ...]</w:t>
+        <w:br/>
+        <w:t xml:space="preserve">   yaoba tta:     paradigm_type='singletasklearning_tta'</w:t>
+        <w:br/>
+        <w:t xml:space="preserve">      -&gt; ValueError: not support paradigm(singletasklearning_tta). ...</w:t>
+        <w:br/>
+        <w:t xml:space="preserve">   valid control: paradigm_type='singletasklearning'</w:t>
+        <w:br/>
+        <w:t xml:space="preserve">      -&gt; constructed, no error</w:t>
+      </w:r>
+    </w:p>
+    <w:p>
+      <w:r>
+        <w:rPr>
+          <w:b/>
+        </w:rPr>
+        <w:t>What holds and what I retract:</w:t>
+      </w:r>
+    </w:p>
+    <w:tbl>
+      <w:tblPr>
+        <w:tblStyle w:val="LightGrid-Accent1"/>
+        <w:tblW w:type="auto" w:w="0"/>
+        <w:tblLook w:firstColumn="1" w:firstRow="1" w:lastColumn="0" w:lastRow="0" w:noHBand="0" w:noVBand="1" w:val="04A0"/>
+      </w:tblPr>
+      <w:tblGrid>
+        <w:gridCol w:w="4320"/>
+        <w:gridCol w:w="4320"/>
+      </w:tblGrid>
+      <w:tr>
+        <w:tc>
+          <w:tcPr>
+            <w:tcW w:type="dxa" w:w="4320"/>
+          </w:tcPr>
+          <w:p>
+            <w:pPr>
+              <w:spacing w:after="40"/>
+            </w:pPr>
+            <w:r>
+              <w:rPr>
+                <w:b/>
+                <w:sz w:val="17"/>
+              </w:rPr>
+            </w:r>
+          </w:p>
+        </w:tc>
+        <w:tc>
+          <w:tcPr>
+            <w:tcW w:type="dxa" w:w="4320"/>
+          </w:tcPr>
+          <w:p>
+            <w:pPr>
+              <w:spacing w:after="40"/>
+            </w:pPr>
+            <w:r>
+              <w:rPr>
+                <w:b/>
+                <w:sz w:val="17"/>
+              </w:rPr>
+            </w:r>
+          </w:p>
+        </w:tc>
+      </w:tr>
+      <w:tr>
+        <w:tc>
+          <w:tcPr>
+            <w:tcW w:type="dxa" w:w="4320"/>
+          </w:tcPr>
+          <w:p>
+            <w:pPr>
+              <w:spacing w:after="40"/>
+            </w:pPr>
+            <w:r>
+              <w:rPr>
+                <w:sz w:val="17"/>
+              </w:rPr>
+            </w:r>
+            <w:r>
+              <w:rPr>
+                <w:sz w:val="17"/>
+              </w:rPr>
+              <w:t>Both Examples this PR retires are unrunnable</w:t>
+            </w:r>
+          </w:p>
+        </w:tc>
+        <w:tc>
+          <w:tcPr>
+            <w:tcW w:type="dxa" w:w="4320"/>
+          </w:tcPr>
+          <w:p>
+            <w:pPr>
+              <w:spacing w:after="40"/>
+            </w:pPr>
+            <w:r>
+              <w:rPr>
+                <w:sz w:val="17"/>
+              </w:rPr>
+            </w:r>
+            <w:r>
+              <w:rPr>
+                <w:b/>
+                <w:sz w:val="17"/>
+              </w:rPr>
+              <w:t>confirmed</w:t>
+            </w:r>
+            <w:r>
+              <w:rPr>
+                <w:sz w:val="17"/>
+              </w:rPr>
+              <w:t xml:space="preserve"> — CLI exits 1; </w:t>
+            </w:r>
+            <w:r>
+              <w:rPr>
+                <w:rFonts w:ascii="Consolas" w:hAnsi="Consolas"/>
+                <w:sz w:val="17"/>
+              </w:rPr>
+              <w:t>Algorithm(...)</w:t>
+            </w:r>
+            <w:r>
+              <w:rPr>
+                <w:sz w:val="17"/>
+              </w:rPr>
+              <w:t xml:space="preserve"> raises on the paradigm</w:t>
+            </w:r>
+          </w:p>
+        </w:tc>
+      </w:tr>
+      <w:tr>
+        <w:tc>
+          <w:tcPr>
+            <w:tcW w:type="dxa" w:w="4320"/>
+          </w:tcPr>
+          <w:p>
+            <w:pPr>
+              <w:spacing w:after="40"/>
+            </w:pPr>
+            <w:r>
+              <w:rPr>
+                <w:sz w:val="17"/>
+              </w:rPr>
+            </w:r>
+            <w:r>
+              <w:rPr>
+                <w:sz w:val="17"/>
+              </w:rPr>
+              <w:t xml:space="preserve">The shipped CI validator reports </w:t>
+            </w:r>
+            <w:r>
+              <w:rPr>
+                <w:b/>
+                <w:sz w:val="17"/>
+              </w:rPr>
+              <w:t>PASS</w:t>
+            </w:r>
+            <w:r>
+              <w:rPr>
+                <w:sz w:val="17"/>
+              </w:rPr>
+              <w:t xml:space="preserve"> for both</w:t>
+            </w:r>
+          </w:p>
+        </w:tc>
+        <w:tc>
+          <w:tcPr>
+            <w:tcW w:type="dxa" w:w="4320"/>
+          </w:tcPr>
+          <w:p>
+            <w:pPr>
+              <w:spacing w:after="40"/>
+            </w:pPr>
+            <w:r>
+              <w:rPr>
+                <w:sz w:val="17"/>
+              </w:rPr>
+            </w:r>
+            <w:r>
+              <w:rPr>
+                <w:b/>
+                <w:sz w:val="17"/>
+              </w:rPr>
+              <w:t>confirmed</w:t>
+            </w:r>
+          </w:p>
+        </w:tc>
+      </w:tr>
+      <w:tr>
+        <w:tc>
+          <w:tcPr>
+            <w:tcW w:type="dxa" w:w="4320"/>
+          </w:tcPr>
+          <w:p>
+            <w:pPr>
+              <w:spacing w:after="40"/>
+            </w:pPr>
+            <w:r>
+              <w:rPr>
+                <w:sz w:val="17"/>
+              </w:rPr>
+            </w:r>
+            <w:r>
+              <w:rPr>
+                <w:sz w:val="17"/>
+              </w:rPr>
+              <w:t xml:space="preserve">Core validates </w:t>
+            </w:r>
+            <w:r>
+              <w:rPr>
+                <w:rFonts w:ascii="Consolas" w:hAnsi="Consolas"/>
+                <w:sz w:val="17"/>
+              </w:rPr>
+              <w:t>paradigm_type</w:t>
+            </w:r>
+            <w:r>
+              <w:rPr>
+                <w:sz w:val="17"/>
+              </w:rPr>
+              <w:t xml:space="preserve"> silently / returns </w:t>
+            </w:r>
+            <w:r>
+              <w:rPr>
+                <w:rFonts w:ascii="Consolas" w:hAnsi="Consolas"/>
+                <w:sz w:val="17"/>
+              </w:rPr>
+              <w:t>None</w:t>
+            </w:r>
+          </w:p>
+        </w:tc>
+        <w:tc>
+          <w:tcPr>
+            <w:tcW w:type="dxa" w:w="4320"/>
+          </w:tcPr>
+          <w:p>
+            <w:pPr>
+              <w:spacing w:after="40"/>
+            </w:pPr>
+            <w:r>
+              <w:rPr>
+                <w:sz w:val="17"/>
+              </w:rPr>
+            </w:r>
+            <w:r>
+              <w:rPr>
+                <w:b/>
+                <w:sz w:val="17"/>
+              </w:rPr>
+              <w:t>retracted — Core validates it correctly, and the error message even lists the valid values</w:t>
+            </w:r>
+          </w:p>
+        </w:tc>
+      </w:tr>
+    </w:tbl>
+    <w:p/>
+    <w:p>
+      <w:r>
+        <w:t>The run also shows these Examples fail *earlier* than the paradigm check, at dataset</w:t>
+      </w:r>
+    </w:p>
+    <w:p>
+      <w:r>
+        <w:t>preparation, so they are broken in at least two independent ways.</w:t>
+      </w:r>
+    </w:p>
+    <w:p>
+      <w:r>
+        <w:rPr>
+          <w:b/>
+        </w:rPr>
+        <w:t>None of this changes my recommendation, which remains `accepted as it is`,</w:t>
+      </w:r>
+      <w:r>
+        <w:t xml:space="preserve"> and the one</w:t>
+      </w:r>
+    </w:p>
+    <w:p>
+      <w:r>
+        <w:t>request I made stands but for a better reason than I originally gave. It is not that</w:t>
+      </w:r>
+    </w:p>
+    <w:p>
+      <w:r>
+        <w:t>nothing would report these Examples as broken — Core reports them clearly the moment</w:t>
+      </w:r>
+    </w:p>
+    <w:p>
+      <w:r>
+        <w:t xml:space="preserve">anyone runs them. It is that </w:t>
+      </w:r>
+      <w:r>
+        <w:rPr>
+          <w:b/>
+        </w:rPr>
+        <w:t>CI does not</w:t>
+      </w:r>
+      <w:r>
+        <w:t>, because the validator never consults</w:t>
+      </w:r>
+    </w:p>
+    <w:p>
+      <w:r>
+        <w:rPr>
+          <w:rFonts w:ascii="Consolas" w:hAnsi="Consolas"/>
+          <w:sz w:val="18"/>
+        </w:rPr>
+        <w:t>ParadigmType</w:t>
+      </w:r>
+      <w:r>
+        <w:t xml:space="preserve"> even though it sits in </w:t>
+      </w:r>
+      <w:r>
+        <w:rPr>
+          <w:rFonts w:ascii="Consolas" w:hAnsi="Consolas"/>
+          <w:sz w:val="18"/>
+        </w:rPr>
+        <w:t>core/common/constant.py</w:t>
+      </w:r>
+      <w:r>
+        <w:t>. So deleting the two</w:t>
+      </w:r>
+    </w:p>
+    <w:p>
+      <w:r>
+        <w:t>paradigm implementations is correct, and a line in the description saying whether the</w:t>
+      </w:r>
+    </w:p>
+    <w:p>
+      <w:r>
+        <w:rPr>
+          <w:rFonts w:ascii="Consolas" w:hAnsi="Consolas"/>
+          <w:sz w:val="18"/>
+        </w:rPr>
+        <w:t>yaoba</w:t>
+      </w:r>
+      <w:r>
+        <w:t xml:space="preserve"> Examples are being retired deliberately would still help — CI will keep saying</w:t>
+      </w:r>
+    </w:p>
+    <w:p>
+      <w:r>
+        <w:t>they are fine either way.</w:t>
+      </w:r>
+    </w:p>
+    <w:p>
+      <w:r>
+        <w:t>Apologies for the noise of a third comment on this PR. I would rather correct a wrong</w:t>
+      </w:r>
+    </w:p>
+    <w:p>
+      <w:r>
+        <w:t>statement I made on your PR than leave it sitting there.</w:t>
+      </w:r>
+    </w:p>
+    <w:p>
+      <w:r>
+        <w:t xml:space="preserve">Reproduce: </w:t>
+      </w:r>
+      <w:r>
+        <w:rPr>
+          <w:rFonts w:ascii="Consolas" w:hAnsi="Consolas"/>
+          <w:sz w:val="18"/>
+        </w:rPr>
+        <w:t>python3 tools/probe_paradigm_runtime.py ianvs</w:t>
       </w:r>
       <w:r>
         <w:t xml:space="preserve"> —</w:t>
